--- a/uebung2/uebung2.docx
+++ b/uebung2/uebung2.docx
@@ -34,19 +34,13 @@
         </w:numPr>
       </w:pPr>
       <w:r>
-        <w:t>Farbe (Hue)</w:t>
-      </w:r>
-      <w:r>
-        <w:t xml:space="preserve"> </w:t>
+        <w:t xml:space="preserve">Farbe (Hue) </w:t>
       </w:r>
       <w:r>
         <w:sym w:font="Wingdings" w:char="F0E0"/>
       </w:r>
       <w:r>
-        <w:t xml:space="preserve"> </w:t>
-      </w:r>
-      <w:r>
-        <w:t xml:space="preserve">SVG: </w:t>
+        <w:t xml:space="preserve"> SVG: </w:t>
       </w:r>
       <w:proofErr w:type="spellStart"/>
       <w:r>
@@ -85,13 +79,7 @@
         <w:rPr>
           <w:lang w:val="en-US"/>
         </w:rPr>
-        <w:t xml:space="preserve"> (Intensity)</w:t>
-      </w:r>
-      <w:r>
-        <w:rPr>
-          <w:lang w:val="en-US"/>
-        </w:rPr>
-        <w:t xml:space="preserve"> </w:t>
+        <w:t xml:space="preserve"> (Intensity) </w:t>
       </w:r>
       <w:r>
         <w:rPr>
@@ -115,19 +103,13 @@
         </w:numPr>
       </w:pPr>
       <w:r>
-        <w:t>Größe</w:t>
-      </w:r>
-      <w:r>
-        <w:t xml:space="preserve"> </w:t>
+        <w:t xml:space="preserve">Größe </w:t>
       </w:r>
       <w:r>
         <w:sym w:font="Wingdings" w:char="F0E0"/>
       </w:r>
       <w:r>
-        <w:t xml:space="preserve"> </w:t>
-      </w:r>
-      <w:r>
-        <w:t xml:space="preserve">SVG: r, </w:t>
+        <w:t xml:space="preserve"> SVG: r, </w:t>
       </w:r>
       <w:proofErr w:type="spellStart"/>
       <w:r>
@@ -158,13 +140,7 @@
         <w:rPr>
           <w:lang w:val="en-US"/>
         </w:rPr>
-        <w:t>Form</w:t>
-      </w:r>
-      <w:r>
-        <w:rPr>
-          <w:lang w:val="en-US"/>
-        </w:rPr>
-        <w:t xml:space="preserve"> </w:t>
+        <w:t xml:space="preserve">Form </w:t>
       </w:r>
       <w:r>
         <w:sym w:font="Wingdings" w:char="F0E0"/>
@@ -173,13 +149,7 @@
         <w:rPr>
           <w:lang w:val="en-US"/>
         </w:rPr>
-        <w:t xml:space="preserve"> </w:t>
-      </w:r>
-      <w:r>
-        <w:rPr>
-          <w:lang w:val="en-US"/>
-        </w:rPr>
-        <w:t>SVG: &lt;circle&gt;, &lt;</w:t>
+        <w:t xml:space="preserve"> SVG: &lt;circle&gt;, &lt;</w:t>
       </w:r>
       <w:proofErr w:type="spellStart"/>
       <w:r>
@@ -228,13 +198,7 @@
         <w:rPr>
           <w:lang w:val="en-US"/>
         </w:rPr>
-        <w:t xml:space="preserve"> </w:t>
-      </w:r>
-      <w:r>
-        <w:rPr>
-          <w:lang w:val="en-US"/>
-        </w:rPr>
-        <w:t>SVG: transform="rotate(...)"</w:t>
+        <w:t xml:space="preserve"> SVG: transform="rotate(...)"</w:t>
       </w:r>
     </w:p>
     <w:p>
@@ -252,13 +216,7 @@
         <w:rPr>
           <w:lang w:val="en-US"/>
         </w:rPr>
-        <w:t>Position</w:t>
-      </w:r>
-      <w:r>
-        <w:rPr>
-          <w:lang w:val="en-US"/>
-        </w:rPr>
-        <w:t xml:space="preserve"> </w:t>
+        <w:t xml:space="preserve">Position </w:t>
       </w:r>
       <w:r>
         <w:sym w:font="Wingdings" w:char="F0E0"/>
@@ -267,13 +225,7 @@
         <w:rPr>
           <w:lang w:val="en-US"/>
         </w:rPr>
-        <w:t xml:space="preserve"> </w:t>
-      </w:r>
-      <w:r>
-        <w:rPr>
-          <w:lang w:val="en-US"/>
-        </w:rPr>
-        <w:t>SVG: x, y, cx, cy</w:t>
+        <w:t xml:space="preserve"> SVG: x, y, cx, cy</w:t>
       </w:r>
     </w:p>
     <w:p>
@@ -308,13 +260,7 @@
         <w:rPr>
           <w:lang w:val="en-US"/>
         </w:rPr>
-        <w:t xml:space="preserve"> </w:t>
-      </w:r>
-      <w:r>
-        <w:rPr>
-          <w:lang w:val="en-US"/>
-        </w:rPr>
-        <w:t>SVG: &lt;animate&gt;, &lt;</w:t>
+        <w:t xml:space="preserve"> SVG: &lt;animate&gt;, &lt;</w:t>
       </w:r>
       <w:proofErr w:type="spellStart"/>
       <w:r>
@@ -354,13 +300,7 @@
         <w:rPr>
           <w:lang w:val="en-US"/>
         </w:rPr>
-        <w:t xml:space="preserve"> / Muster</w:t>
-      </w:r>
-      <w:r>
-        <w:rPr>
-          <w:lang w:val="en-US"/>
-        </w:rPr>
-        <w:t xml:space="preserve"> </w:t>
+        <w:t xml:space="preserve"> / Muster </w:t>
       </w:r>
       <w:r>
         <w:sym w:font="Wingdings" w:char="F0E0"/>
@@ -369,13 +309,7 @@
         <w:rPr>
           <w:lang w:val="en-US"/>
         </w:rPr>
-        <w:t xml:space="preserve"> </w:t>
-      </w:r>
-      <w:r>
-        <w:rPr>
-          <w:lang w:val="en-US"/>
-        </w:rPr>
-        <w:t>SVG: &lt;pattern&gt;</w:t>
+        <w:t xml:space="preserve"> SVG: &lt;pattern&gt;</w:t>
       </w:r>
     </w:p>
     <w:p>
@@ -410,13 +344,7 @@
         <w:rPr>
           <w:lang w:val="en-US"/>
         </w:rPr>
-        <w:t xml:space="preserve"> </w:t>
-      </w:r>
-      <w:r>
-        <w:rPr>
-          <w:lang w:val="en-US"/>
-        </w:rPr>
-        <w:t>SVG: &lt;line&gt;, &lt;</w:t>
+        <w:t xml:space="preserve"> SVG: &lt;line&gt;, &lt;</w:t>
       </w:r>
       <w:proofErr w:type="spellStart"/>
       <w:r>
@@ -442,19 +370,13 @@
         </w:numPr>
       </w:pPr>
       <w:r>
-        <w:t>Krümmung</w:t>
-      </w:r>
-      <w:r>
-        <w:t xml:space="preserve"> </w:t>
+        <w:t xml:space="preserve">Krümmung </w:t>
       </w:r>
       <w:r>
         <w:sym w:font="Wingdings" w:char="F0E0"/>
       </w:r>
       <w:r>
-        <w:t xml:space="preserve"> </w:t>
-      </w:r>
-      <w:r>
-        <w:t>SVG: &lt;</w:t>
+        <w:t xml:space="preserve"> SVG: &lt;</w:t>
       </w:r>
       <w:proofErr w:type="spellStart"/>
       <w:r>
@@ -474,19 +396,13 @@
         </w:numPr>
       </w:pPr>
       <w:r>
-        <w:t>Einschließung</w:t>
-      </w:r>
-      <w:r>
-        <w:t xml:space="preserve"> </w:t>
+        <w:t xml:space="preserve">Einschließung </w:t>
       </w:r>
       <w:r>
         <w:sym w:font="Wingdings" w:char="F0E0"/>
       </w:r>
       <w:r>
-        <w:t xml:space="preserve"> </w:t>
-      </w:r>
-      <w:r>
-        <w:t>SVG: &lt;</w:t>
+        <w:t xml:space="preserve"> SVG: &lt;</w:t>
       </w:r>
       <w:proofErr w:type="spellStart"/>
       <w:r>
@@ -514,19 +430,13 @@
         </w:numPr>
       </w:pPr>
       <w:r>
-        <w:t>Verbundenheit</w:t>
-      </w:r>
-      <w:r>
-        <w:t xml:space="preserve"> </w:t>
+        <w:t xml:space="preserve">Verbundenheit </w:t>
       </w:r>
       <w:r>
         <w:sym w:font="Wingdings" w:char="F0E0"/>
       </w:r>
       <w:r>
-        <w:t xml:space="preserve"> </w:t>
-      </w:r>
-      <w:r>
-        <w:t>SVG: &lt;</w:t>
+        <w:t xml:space="preserve"> SVG: &lt;</w:t>
       </w:r>
       <w:proofErr w:type="spellStart"/>
       <w:r>
@@ -634,6 +544,7 @@
       </w:pPr>
       <w:r>
         <w:rPr>
+          <w:noProof/>
           <w:u w:val="single"/>
         </w:rPr>
         <w:drawing>
@@ -719,10 +630,2773 @@
     </w:p>
     <w:p>
       <w:pPr>
-        <w:rPr>
-          <w:lang w:val="en-US"/>
-        </w:rPr>
-      </w:pPr>
+        <w:jc w:val="both"/>
+        <w:rPr>
+          <w:lang w:val="en-US"/>
+        </w:rPr>
+      </w:pPr>
+      <w:proofErr w:type="spellStart"/>
+      <w:r>
+        <w:rPr>
+          <w:u w:val="single"/>
+          <w:lang w:val="en-US"/>
+        </w:rPr>
+        <w:t>Erklärung</w:t>
+      </w:r>
+      <w:proofErr w:type="spellEnd"/>
+      <w:r>
+        <w:rPr>
+          <w:u w:val="single"/>
+          <w:lang w:val="en-US"/>
+        </w:rPr>
+        <w:t>:</w:t>
+      </w:r>
+      <w:r>
+        <w:rPr>
+          <w:lang w:val="en-US"/>
+        </w:rPr>
+        <w:t xml:space="preserve"> </w:t>
+      </w:r>
+      <w:r>
+        <w:rPr>
+          <w:lang w:val="en-US"/>
+        </w:rPr>
+        <w:t xml:space="preserve">Das </w:t>
+      </w:r>
+      <w:proofErr w:type="spellStart"/>
+      <w:r>
+        <w:rPr>
+          <w:lang w:val="en-US"/>
+        </w:rPr>
+        <w:t>Programm</w:t>
+      </w:r>
+      <w:proofErr w:type="spellEnd"/>
+      <w:r>
+        <w:rPr>
+          <w:lang w:val="en-US"/>
+        </w:rPr>
+        <w:t xml:space="preserve"> </w:t>
+      </w:r>
+      <w:proofErr w:type="spellStart"/>
+      <w:r>
+        <w:rPr>
+          <w:lang w:val="en-US"/>
+        </w:rPr>
+        <w:t>übernimmt</w:t>
+      </w:r>
+      <w:proofErr w:type="spellEnd"/>
+      <w:r>
+        <w:rPr>
+          <w:lang w:val="en-US"/>
+        </w:rPr>
+        <w:t xml:space="preserve"> </w:t>
+      </w:r>
+      <w:proofErr w:type="spellStart"/>
+      <w:r>
+        <w:rPr>
+          <w:lang w:val="en-US"/>
+        </w:rPr>
+        <w:t>zunächst</w:t>
+      </w:r>
+      <w:proofErr w:type="spellEnd"/>
+      <w:r>
+        <w:rPr>
+          <w:lang w:val="en-US"/>
+        </w:rPr>
+        <w:t xml:space="preserve"> </w:t>
+      </w:r>
+      <w:proofErr w:type="spellStart"/>
+      <w:r>
+        <w:rPr>
+          <w:lang w:val="en-US"/>
+        </w:rPr>
+        <w:t>dieselbe</w:t>
+      </w:r>
+      <w:proofErr w:type="spellEnd"/>
+      <w:r>
+        <w:rPr>
+          <w:lang w:val="en-US"/>
+        </w:rPr>
+        <w:t xml:space="preserve"> </w:t>
+      </w:r>
+      <w:proofErr w:type="spellStart"/>
+      <w:r>
+        <w:rPr>
+          <w:lang w:val="en-US"/>
+        </w:rPr>
+        <w:t>Datenaufbereitung</w:t>
+      </w:r>
+      <w:proofErr w:type="spellEnd"/>
+      <w:r>
+        <w:rPr>
+          <w:lang w:val="en-US"/>
+        </w:rPr>
+        <w:t xml:space="preserve"> </w:t>
+      </w:r>
+      <w:proofErr w:type="spellStart"/>
+      <w:r>
+        <w:rPr>
+          <w:lang w:val="en-US"/>
+        </w:rPr>
+        <w:t>wie</w:t>
+      </w:r>
+      <w:proofErr w:type="spellEnd"/>
+      <w:r>
+        <w:rPr>
+          <w:lang w:val="en-US"/>
+        </w:rPr>
+        <w:t xml:space="preserve"> in Aufgabe 2.2. Es </w:t>
+      </w:r>
+      <w:proofErr w:type="spellStart"/>
+      <w:r>
+        <w:rPr>
+          <w:lang w:val="en-US"/>
+        </w:rPr>
+        <w:t>filtert</w:t>
+      </w:r>
+      <w:proofErr w:type="spellEnd"/>
+      <w:r>
+        <w:rPr>
+          <w:lang w:val="en-US"/>
+        </w:rPr>
+        <w:t xml:space="preserve"> also alle Autos </w:t>
+      </w:r>
+      <w:proofErr w:type="spellStart"/>
+      <w:r>
+        <w:rPr>
+          <w:lang w:val="en-US"/>
+        </w:rPr>
+        <w:t>heraus</w:t>
+      </w:r>
+      <w:proofErr w:type="spellEnd"/>
+      <w:r>
+        <w:rPr>
+          <w:lang w:val="en-US"/>
+        </w:rPr>
+        <w:t xml:space="preserve">, </w:t>
+      </w:r>
+      <w:proofErr w:type="spellStart"/>
+      <w:r>
+        <w:rPr>
+          <w:lang w:val="en-US"/>
+        </w:rPr>
+        <w:t>bei</w:t>
+      </w:r>
+      <w:proofErr w:type="spellEnd"/>
+      <w:r>
+        <w:rPr>
+          <w:lang w:val="en-US"/>
+        </w:rPr>
+        <w:t xml:space="preserve"> </w:t>
+      </w:r>
+      <w:proofErr w:type="spellStart"/>
+      <w:r>
+        <w:rPr>
+          <w:lang w:val="en-US"/>
+        </w:rPr>
+        <w:t>denen</w:t>
+      </w:r>
+      <w:proofErr w:type="spellEnd"/>
+      <w:r>
+        <w:rPr>
+          <w:lang w:val="en-US"/>
+        </w:rPr>
+        <w:t xml:space="preserve"> für die Attribute </w:t>
+      </w:r>
+      <w:proofErr w:type="spellStart"/>
+      <w:r>
+        <w:rPr>
+          <w:lang w:val="en-US"/>
+        </w:rPr>
+        <w:t>cityMPG</w:t>
+      </w:r>
+      <w:proofErr w:type="spellEnd"/>
+      <w:r>
+        <w:rPr>
+          <w:lang w:val="en-US"/>
+        </w:rPr>
+        <w:t xml:space="preserve">, </w:t>
+      </w:r>
+      <w:proofErr w:type="spellStart"/>
+      <w:r>
+        <w:rPr>
+          <w:lang w:val="en-US"/>
+        </w:rPr>
+        <w:t>retailPrice</w:t>
+      </w:r>
+      <w:proofErr w:type="spellEnd"/>
+      <w:r>
+        <w:rPr>
+          <w:lang w:val="en-US"/>
+        </w:rPr>
+        <w:t xml:space="preserve">, </w:t>
+      </w:r>
+      <w:proofErr w:type="spellStart"/>
+      <w:r>
+        <w:rPr>
+          <w:lang w:val="en-US"/>
+        </w:rPr>
+        <w:t>dealerCost</w:t>
+      </w:r>
+      <w:proofErr w:type="spellEnd"/>
+      <w:r>
+        <w:rPr>
+          <w:lang w:val="en-US"/>
+        </w:rPr>
+        <w:t xml:space="preserve"> und </w:t>
+      </w:r>
+      <w:proofErr w:type="spellStart"/>
+      <w:r>
+        <w:rPr>
+          <w:lang w:val="en-US"/>
+        </w:rPr>
+        <w:t>carLen</w:t>
+      </w:r>
+      <w:proofErr w:type="spellEnd"/>
+      <w:r>
+        <w:rPr>
+          <w:lang w:val="en-US"/>
+        </w:rPr>
+        <w:t xml:space="preserve"> </w:t>
+      </w:r>
+      <w:proofErr w:type="spellStart"/>
+      <w:r>
+        <w:rPr>
+          <w:lang w:val="en-US"/>
+        </w:rPr>
+        <w:t>vollständige</w:t>
+      </w:r>
+      <w:proofErr w:type="spellEnd"/>
+      <w:r>
+        <w:rPr>
+          <w:lang w:val="en-US"/>
+        </w:rPr>
+        <w:t xml:space="preserve"> </w:t>
+      </w:r>
+      <w:proofErr w:type="spellStart"/>
+      <w:r>
+        <w:rPr>
+          <w:lang w:val="en-US"/>
+        </w:rPr>
+        <w:t>Werte</w:t>
+      </w:r>
+      <w:proofErr w:type="spellEnd"/>
+      <w:r>
+        <w:rPr>
+          <w:lang w:val="en-US"/>
+        </w:rPr>
+        <w:t xml:space="preserve"> </w:t>
+      </w:r>
+      <w:proofErr w:type="spellStart"/>
+      <w:r>
+        <w:rPr>
+          <w:lang w:val="en-US"/>
+        </w:rPr>
+        <w:t>vorliegen</w:t>
+      </w:r>
+      <w:proofErr w:type="spellEnd"/>
+      <w:r>
+        <w:rPr>
+          <w:lang w:val="en-US"/>
+        </w:rPr>
+        <w:t xml:space="preserve">. Danach </w:t>
+      </w:r>
+      <w:proofErr w:type="spellStart"/>
+      <w:r>
+        <w:rPr>
+          <w:lang w:val="en-US"/>
+        </w:rPr>
+        <w:t>wird</w:t>
+      </w:r>
+      <w:proofErr w:type="spellEnd"/>
+      <w:r>
+        <w:rPr>
+          <w:lang w:val="en-US"/>
+        </w:rPr>
+        <w:t xml:space="preserve"> </w:t>
+      </w:r>
+      <w:proofErr w:type="spellStart"/>
+      <w:r>
+        <w:rPr>
+          <w:lang w:val="en-US"/>
+        </w:rPr>
+        <w:t>eine</w:t>
+      </w:r>
+      <w:proofErr w:type="spellEnd"/>
+      <w:r>
+        <w:rPr>
+          <w:lang w:val="en-US"/>
+        </w:rPr>
+        <w:t xml:space="preserve"> </w:t>
+      </w:r>
+      <w:proofErr w:type="spellStart"/>
+      <w:r>
+        <w:rPr>
+          <w:lang w:val="en-US"/>
+        </w:rPr>
+        <w:t>bestimmte</w:t>
+      </w:r>
+      <w:proofErr w:type="spellEnd"/>
+      <w:r>
+        <w:rPr>
+          <w:lang w:val="en-US"/>
+        </w:rPr>
+        <w:t xml:space="preserve"> </w:t>
+      </w:r>
+      <w:proofErr w:type="spellStart"/>
+      <w:r>
+        <w:rPr>
+          <w:lang w:val="en-US"/>
+        </w:rPr>
+        <w:t>Fahrzeugklasse</w:t>
+      </w:r>
+      <w:proofErr w:type="spellEnd"/>
+      <w:r>
+        <w:rPr>
+          <w:lang w:val="en-US"/>
+        </w:rPr>
+        <w:t xml:space="preserve">, </w:t>
+      </w:r>
+      <w:proofErr w:type="spellStart"/>
+      <w:r>
+        <w:rPr>
+          <w:lang w:val="en-US"/>
+        </w:rPr>
+        <w:t>hier</w:t>
+      </w:r>
+      <w:proofErr w:type="spellEnd"/>
+      <w:r>
+        <w:rPr>
+          <w:lang w:val="en-US"/>
+        </w:rPr>
+        <w:t xml:space="preserve"> </w:t>
+      </w:r>
+      <w:proofErr w:type="spellStart"/>
+      <w:r>
+        <w:rPr>
+          <w:lang w:val="en-US"/>
+        </w:rPr>
+        <w:t>zum</w:t>
+      </w:r>
+      <w:proofErr w:type="spellEnd"/>
+      <w:r>
+        <w:rPr>
+          <w:lang w:val="en-US"/>
+        </w:rPr>
+        <w:t xml:space="preserve"> </w:t>
+      </w:r>
+      <w:proofErr w:type="spellStart"/>
+      <w:r>
+        <w:rPr>
+          <w:lang w:val="en-US"/>
+        </w:rPr>
+        <w:t>Beispiel</w:t>
+      </w:r>
+      <w:proofErr w:type="spellEnd"/>
+      <w:r>
+        <w:rPr>
+          <w:lang w:val="en-US"/>
+        </w:rPr>
+        <w:t xml:space="preserve"> SUV, </w:t>
+      </w:r>
+      <w:proofErr w:type="spellStart"/>
+      <w:r>
+        <w:rPr>
+          <w:lang w:val="en-US"/>
+        </w:rPr>
+        <w:t>ausgewählt</w:t>
+      </w:r>
+      <w:proofErr w:type="spellEnd"/>
+      <w:r>
+        <w:rPr>
+          <w:lang w:val="en-US"/>
+        </w:rPr>
+        <w:t xml:space="preserve"> und für </w:t>
+      </w:r>
+      <w:proofErr w:type="spellStart"/>
+      <w:r>
+        <w:rPr>
+          <w:lang w:val="en-US"/>
+        </w:rPr>
+        <w:t>diese</w:t>
+      </w:r>
+      <w:proofErr w:type="spellEnd"/>
+      <w:r>
+        <w:rPr>
+          <w:lang w:val="en-US"/>
+        </w:rPr>
+        <w:t xml:space="preserve"> Klasse der </w:t>
+      </w:r>
+      <w:proofErr w:type="spellStart"/>
+      <w:r>
+        <w:rPr>
+          <w:lang w:val="en-US"/>
+        </w:rPr>
+        <w:t>durchschnittliche</w:t>
+      </w:r>
+      <w:proofErr w:type="spellEnd"/>
+      <w:r>
+        <w:rPr>
+          <w:lang w:val="en-US"/>
+        </w:rPr>
+        <w:t xml:space="preserve"> </w:t>
+      </w:r>
+      <w:proofErr w:type="spellStart"/>
+      <w:r>
+        <w:rPr>
+          <w:lang w:val="en-US"/>
+        </w:rPr>
+        <w:t>Stadtverbrauch</w:t>
+      </w:r>
+      <w:proofErr w:type="spellEnd"/>
+      <w:r>
+        <w:rPr>
+          <w:lang w:val="en-US"/>
+        </w:rPr>
+        <w:t xml:space="preserve"> </w:t>
+      </w:r>
+      <w:proofErr w:type="spellStart"/>
+      <w:r>
+        <w:rPr>
+          <w:lang w:val="en-US"/>
+        </w:rPr>
+        <w:t>cityMPG</w:t>
+      </w:r>
+      <w:proofErr w:type="spellEnd"/>
+      <w:r>
+        <w:rPr>
+          <w:lang w:val="en-US"/>
+        </w:rPr>
+        <w:t xml:space="preserve"> </w:t>
+      </w:r>
+      <w:proofErr w:type="spellStart"/>
+      <w:r>
+        <w:rPr>
+          <w:lang w:val="en-US"/>
+        </w:rPr>
+        <w:t>berechnet</w:t>
+      </w:r>
+      <w:proofErr w:type="spellEnd"/>
+      <w:r>
+        <w:rPr>
+          <w:lang w:val="en-US"/>
+        </w:rPr>
+        <w:t xml:space="preserve">. Auf </w:t>
+      </w:r>
+      <w:proofErr w:type="spellStart"/>
+      <w:r>
+        <w:rPr>
+          <w:lang w:val="en-US"/>
+        </w:rPr>
+        <w:t>dieser</w:t>
+      </w:r>
+      <w:proofErr w:type="spellEnd"/>
+      <w:r>
+        <w:rPr>
+          <w:lang w:val="en-US"/>
+        </w:rPr>
+        <w:t xml:space="preserve"> </w:t>
+      </w:r>
+      <w:proofErr w:type="spellStart"/>
+      <w:r>
+        <w:rPr>
+          <w:lang w:val="en-US"/>
+        </w:rPr>
+        <w:t>Grundlage</w:t>
+      </w:r>
+      <w:proofErr w:type="spellEnd"/>
+      <w:r>
+        <w:rPr>
+          <w:lang w:val="en-US"/>
+        </w:rPr>
+        <w:t xml:space="preserve"> </w:t>
+      </w:r>
+      <w:proofErr w:type="spellStart"/>
+      <w:r>
+        <w:rPr>
+          <w:lang w:val="en-US"/>
+        </w:rPr>
+        <w:t>werden</w:t>
+      </w:r>
+      <w:proofErr w:type="spellEnd"/>
+      <w:r>
+        <w:rPr>
+          <w:lang w:val="en-US"/>
+        </w:rPr>
+        <w:t xml:space="preserve"> die </w:t>
+      </w:r>
+      <w:proofErr w:type="spellStart"/>
+      <w:r>
+        <w:rPr>
+          <w:lang w:val="en-US"/>
+        </w:rPr>
+        <w:t>Fahrzeuge</w:t>
+      </w:r>
+      <w:proofErr w:type="spellEnd"/>
+      <w:r>
+        <w:rPr>
+          <w:lang w:val="en-US"/>
+        </w:rPr>
+        <w:t xml:space="preserve"> in </w:t>
+      </w:r>
+      <w:proofErr w:type="spellStart"/>
+      <w:r>
+        <w:rPr>
+          <w:lang w:val="en-US"/>
+        </w:rPr>
+        <w:t>drei</w:t>
+      </w:r>
+      <w:proofErr w:type="spellEnd"/>
+      <w:r>
+        <w:rPr>
+          <w:lang w:val="en-US"/>
+        </w:rPr>
+        <w:t xml:space="preserve"> </w:t>
+      </w:r>
+      <w:proofErr w:type="spellStart"/>
+      <w:r>
+        <w:rPr>
+          <w:lang w:val="en-US"/>
+        </w:rPr>
+        <w:t>Teilmengen</w:t>
+      </w:r>
+      <w:proofErr w:type="spellEnd"/>
+      <w:r>
+        <w:rPr>
+          <w:lang w:val="en-US"/>
+        </w:rPr>
+        <w:t xml:space="preserve"> </w:t>
+      </w:r>
+      <w:proofErr w:type="spellStart"/>
+      <w:r>
+        <w:rPr>
+          <w:lang w:val="en-US"/>
+        </w:rPr>
+        <w:t>eingeteilt</w:t>
+      </w:r>
+      <w:proofErr w:type="spellEnd"/>
+      <w:r>
+        <w:rPr>
+          <w:lang w:val="en-US"/>
+        </w:rPr>
+        <w:t xml:space="preserve">: Autos </w:t>
+      </w:r>
+      <w:proofErr w:type="spellStart"/>
+      <w:r>
+        <w:rPr>
+          <w:lang w:val="en-US"/>
+        </w:rPr>
+        <w:t>außerhalb</w:t>
+      </w:r>
+      <w:proofErr w:type="spellEnd"/>
+      <w:r>
+        <w:rPr>
+          <w:lang w:val="en-US"/>
+        </w:rPr>
+        <w:t xml:space="preserve"> der </w:t>
+      </w:r>
+      <w:proofErr w:type="spellStart"/>
+      <w:r>
+        <w:rPr>
+          <w:lang w:val="en-US"/>
+        </w:rPr>
+        <w:t>gewählten</w:t>
+      </w:r>
+      <w:proofErr w:type="spellEnd"/>
+      <w:r>
+        <w:rPr>
+          <w:lang w:val="en-US"/>
+        </w:rPr>
+        <w:t xml:space="preserve"> Klasse, Autos </w:t>
+      </w:r>
+      <w:proofErr w:type="spellStart"/>
+      <w:r>
+        <w:rPr>
+          <w:lang w:val="en-US"/>
+        </w:rPr>
+        <w:t>innerhalb</w:t>
+      </w:r>
+      <w:proofErr w:type="spellEnd"/>
+      <w:r>
+        <w:rPr>
+          <w:lang w:val="en-US"/>
+        </w:rPr>
+        <w:t xml:space="preserve"> der </w:t>
+      </w:r>
+      <w:proofErr w:type="spellStart"/>
+      <w:r>
+        <w:rPr>
+          <w:lang w:val="en-US"/>
+        </w:rPr>
+        <w:t>gewählten</w:t>
+      </w:r>
+      <w:proofErr w:type="spellEnd"/>
+      <w:r>
+        <w:rPr>
+          <w:lang w:val="en-US"/>
+        </w:rPr>
+        <w:t xml:space="preserve"> Klasse </w:t>
+      </w:r>
+      <w:proofErr w:type="spellStart"/>
+      <w:r>
+        <w:rPr>
+          <w:lang w:val="en-US"/>
+        </w:rPr>
+        <w:t>mit</w:t>
+      </w:r>
+      <w:proofErr w:type="spellEnd"/>
+      <w:r>
+        <w:rPr>
+          <w:lang w:val="en-US"/>
+        </w:rPr>
+        <w:t xml:space="preserve"> </w:t>
+      </w:r>
+      <w:proofErr w:type="spellStart"/>
+      <w:r>
+        <w:rPr>
+          <w:lang w:val="en-US"/>
+        </w:rPr>
+        <w:t>einem</w:t>
+      </w:r>
+      <w:proofErr w:type="spellEnd"/>
+      <w:r>
+        <w:rPr>
+          <w:lang w:val="en-US"/>
+        </w:rPr>
+        <w:t xml:space="preserve"> </w:t>
+      </w:r>
+      <w:proofErr w:type="spellStart"/>
+      <w:r>
+        <w:rPr>
+          <w:lang w:val="en-US"/>
+        </w:rPr>
+        <w:t>cityMPG</w:t>
+      </w:r>
+      <w:proofErr w:type="spellEnd"/>
+      <w:r>
+        <w:rPr>
+          <w:lang w:val="en-US"/>
+        </w:rPr>
+        <w:t xml:space="preserve">-Wert </w:t>
+      </w:r>
+      <w:proofErr w:type="spellStart"/>
+      <w:r>
+        <w:rPr>
+          <w:lang w:val="en-US"/>
+        </w:rPr>
+        <w:t>unter</w:t>
+      </w:r>
+      <w:proofErr w:type="spellEnd"/>
+      <w:r>
+        <w:rPr>
+          <w:lang w:val="en-US"/>
+        </w:rPr>
+        <w:t xml:space="preserve"> dem </w:t>
+      </w:r>
+      <w:proofErr w:type="spellStart"/>
+      <w:r>
+        <w:rPr>
+          <w:lang w:val="en-US"/>
+        </w:rPr>
+        <w:t>Durchschnitt</w:t>
+      </w:r>
+      <w:proofErr w:type="spellEnd"/>
+      <w:r>
+        <w:rPr>
+          <w:lang w:val="en-US"/>
+        </w:rPr>
+        <w:t xml:space="preserve"> und Autos </w:t>
+      </w:r>
+      <w:proofErr w:type="spellStart"/>
+      <w:r>
+        <w:rPr>
+          <w:lang w:val="en-US"/>
+        </w:rPr>
+        <w:t>innerhalb</w:t>
+      </w:r>
+      <w:proofErr w:type="spellEnd"/>
+      <w:r>
+        <w:rPr>
+          <w:lang w:val="en-US"/>
+        </w:rPr>
+        <w:t xml:space="preserve"> der </w:t>
+      </w:r>
+      <w:proofErr w:type="spellStart"/>
+      <w:r>
+        <w:rPr>
+          <w:lang w:val="en-US"/>
+        </w:rPr>
+        <w:t>gewählten</w:t>
+      </w:r>
+      <w:proofErr w:type="spellEnd"/>
+      <w:r>
+        <w:rPr>
+          <w:lang w:val="en-US"/>
+        </w:rPr>
+        <w:t xml:space="preserve"> Klasse </w:t>
+      </w:r>
+      <w:proofErr w:type="spellStart"/>
+      <w:r>
+        <w:rPr>
+          <w:lang w:val="en-US"/>
+        </w:rPr>
+        <w:t>mit</w:t>
+      </w:r>
+      <w:proofErr w:type="spellEnd"/>
+      <w:r>
+        <w:rPr>
+          <w:lang w:val="en-US"/>
+        </w:rPr>
+        <w:t xml:space="preserve"> </w:t>
+      </w:r>
+      <w:proofErr w:type="spellStart"/>
+      <w:r>
+        <w:rPr>
+          <w:lang w:val="en-US"/>
+        </w:rPr>
+        <w:t>einem</w:t>
+      </w:r>
+      <w:proofErr w:type="spellEnd"/>
+      <w:r>
+        <w:rPr>
+          <w:lang w:val="en-US"/>
+        </w:rPr>
+        <w:t xml:space="preserve"> </w:t>
+      </w:r>
+      <w:proofErr w:type="spellStart"/>
+      <w:r>
+        <w:rPr>
+          <w:lang w:val="en-US"/>
+        </w:rPr>
+        <w:t>cityMPG</w:t>
+      </w:r>
+      <w:proofErr w:type="spellEnd"/>
+      <w:r>
+        <w:rPr>
+          <w:lang w:val="en-US"/>
+        </w:rPr>
+        <w:t xml:space="preserve">-Wert </w:t>
+      </w:r>
+      <w:proofErr w:type="spellStart"/>
+      <w:r>
+        <w:rPr>
+          <w:lang w:val="en-US"/>
+        </w:rPr>
+        <w:t>über</w:t>
+      </w:r>
+      <w:proofErr w:type="spellEnd"/>
+      <w:r>
+        <w:rPr>
+          <w:lang w:val="en-US"/>
+        </w:rPr>
+        <w:t xml:space="preserve"> </w:t>
+      </w:r>
+      <w:proofErr w:type="spellStart"/>
+      <w:r>
+        <w:rPr>
+          <w:lang w:val="en-US"/>
+        </w:rPr>
+        <w:t>oder</w:t>
+      </w:r>
+      <w:proofErr w:type="spellEnd"/>
+      <w:r>
+        <w:rPr>
+          <w:lang w:val="en-US"/>
+        </w:rPr>
+        <w:t xml:space="preserve"> </w:t>
+      </w:r>
+      <w:proofErr w:type="spellStart"/>
+      <w:r>
+        <w:rPr>
+          <w:lang w:val="en-US"/>
+        </w:rPr>
+        <w:t>gleich</w:t>
+      </w:r>
+      <w:proofErr w:type="spellEnd"/>
+      <w:r>
+        <w:rPr>
+          <w:lang w:val="en-US"/>
+        </w:rPr>
+        <w:t xml:space="preserve"> dem </w:t>
+      </w:r>
+      <w:proofErr w:type="spellStart"/>
+      <w:r>
+        <w:rPr>
+          <w:lang w:val="en-US"/>
+        </w:rPr>
+        <w:t>Durchschnitt</w:t>
+      </w:r>
+      <w:proofErr w:type="spellEnd"/>
+      <w:r>
+        <w:rPr>
+          <w:lang w:val="en-US"/>
+        </w:rPr>
+        <w:t xml:space="preserve">. </w:t>
+      </w:r>
+      <w:proofErr w:type="spellStart"/>
+      <w:r>
+        <w:rPr>
+          <w:lang w:val="en-US"/>
+        </w:rPr>
+        <w:t>Anschließend</w:t>
+      </w:r>
+      <w:proofErr w:type="spellEnd"/>
+      <w:r>
+        <w:rPr>
+          <w:lang w:val="en-US"/>
+        </w:rPr>
+        <w:t xml:space="preserve"> </w:t>
+      </w:r>
+      <w:proofErr w:type="spellStart"/>
+      <w:r>
+        <w:rPr>
+          <w:lang w:val="en-US"/>
+        </w:rPr>
+        <w:t>werden</w:t>
+      </w:r>
+      <w:proofErr w:type="spellEnd"/>
+      <w:r>
+        <w:rPr>
+          <w:lang w:val="en-US"/>
+        </w:rPr>
+        <w:t xml:space="preserve"> </w:t>
+      </w:r>
+      <w:proofErr w:type="spellStart"/>
+      <w:r>
+        <w:rPr>
+          <w:lang w:val="en-US"/>
+        </w:rPr>
+        <w:t>diese</w:t>
+      </w:r>
+      <w:proofErr w:type="spellEnd"/>
+      <w:r>
+        <w:rPr>
+          <w:lang w:val="en-US"/>
+        </w:rPr>
+        <w:t xml:space="preserve"> </w:t>
+      </w:r>
+      <w:proofErr w:type="spellStart"/>
+      <w:r>
+        <w:rPr>
+          <w:lang w:val="en-US"/>
+        </w:rPr>
+        <w:t>drei</w:t>
+      </w:r>
+      <w:proofErr w:type="spellEnd"/>
+      <w:r>
+        <w:rPr>
+          <w:lang w:val="en-US"/>
+        </w:rPr>
+        <w:t xml:space="preserve"> Gruppen </w:t>
+      </w:r>
+      <w:proofErr w:type="spellStart"/>
+      <w:r>
+        <w:rPr>
+          <w:lang w:val="en-US"/>
+        </w:rPr>
+        <w:t>gemeinsam</w:t>
+      </w:r>
+      <w:proofErr w:type="spellEnd"/>
+      <w:r>
+        <w:rPr>
+          <w:lang w:val="en-US"/>
+        </w:rPr>
+        <w:t xml:space="preserve"> in </w:t>
+      </w:r>
+      <w:proofErr w:type="spellStart"/>
+      <w:r>
+        <w:rPr>
+          <w:lang w:val="en-US"/>
+        </w:rPr>
+        <w:t>einem</w:t>
+      </w:r>
+      <w:proofErr w:type="spellEnd"/>
+      <w:r>
+        <w:rPr>
+          <w:lang w:val="en-US"/>
+        </w:rPr>
+        <w:t xml:space="preserve"> Scatterplot </w:t>
+      </w:r>
+      <w:proofErr w:type="spellStart"/>
+      <w:r>
+        <w:rPr>
+          <w:lang w:val="en-US"/>
+        </w:rPr>
+        <w:t>mit</w:t>
+      </w:r>
+      <w:proofErr w:type="spellEnd"/>
+      <w:r>
+        <w:rPr>
+          <w:lang w:val="en-US"/>
+        </w:rPr>
+        <w:t xml:space="preserve"> den </w:t>
+      </w:r>
+      <w:proofErr w:type="spellStart"/>
+      <w:r>
+        <w:rPr>
+          <w:lang w:val="en-US"/>
+        </w:rPr>
+        <w:t>Achsen</w:t>
+      </w:r>
+      <w:proofErr w:type="spellEnd"/>
+      <w:r>
+        <w:rPr>
+          <w:lang w:val="en-US"/>
+        </w:rPr>
+        <w:t xml:space="preserve"> </w:t>
+      </w:r>
+      <w:proofErr w:type="spellStart"/>
+      <w:r>
+        <w:rPr>
+          <w:lang w:val="en-US"/>
+        </w:rPr>
+        <w:t>cityMPG</w:t>
+      </w:r>
+      <w:proofErr w:type="spellEnd"/>
+      <w:r>
+        <w:rPr>
+          <w:lang w:val="en-US"/>
+        </w:rPr>
+        <w:t xml:space="preserve"> und </w:t>
+      </w:r>
+      <w:proofErr w:type="spellStart"/>
+      <w:r>
+        <w:rPr>
+          <w:lang w:val="en-US"/>
+        </w:rPr>
+        <w:t>retailPrice</w:t>
+      </w:r>
+      <w:proofErr w:type="spellEnd"/>
+      <w:r>
+        <w:rPr>
+          <w:lang w:val="en-US"/>
+        </w:rPr>
+        <w:t xml:space="preserve"> </w:t>
+      </w:r>
+      <w:proofErr w:type="spellStart"/>
+      <w:r>
+        <w:rPr>
+          <w:lang w:val="en-US"/>
+        </w:rPr>
+        <w:t>dargestellt</w:t>
+      </w:r>
+      <w:proofErr w:type="spellEnd"/>
+      <w:r>
+        <w:rPr>
+          <w:lang w:val="en-US"/>
+        </w:rPr>
+        <w:t xml:space="preserve">. Die </w:t>
+      </w:r>
+      <w:proofErr w:type="spellStart"/>
+      <w:r>
+        <w:rPr>
+          <w:lang w:val="en-US"/>
+        </w:rPr>
+        <w:t>durchschnittliche</w:t>
+      </w:r>
+      <w:proofErr w:type="spellEnd"/>
+      <w:r>
+        <w:rPr>
+          <w:lang w:val="en-US"/>
+        </w:rPr>
+        <w:t xml:space="preserve"> </w:t>
+      </w:r>
+      <w:proofErr w:type="spellStart"/>
+      <w:r>
+        <w:rPr>
+          <w:lang w:val="en-US"/>
+        </w:rPr>
+        <w:t>cityMPG-Grenze</w:t>
+      </w:r>
+      <w:proofErr w:type="spellEnd"/>
+      <w:r>
+        <w:rPr>
+          <w:lang w:val="en-US"/>
+        </w:rPr>
+        <w:t xml:space="preserve"> der </w:t>
+      </w:r>
+      <w:proofErr w:type="spellStart"/>
+      <w:r>
+        <w:rPr>
+          <w:lang w:val="en-US"/>
+        </w:rPr>
+        <w:t>gewählten</w:t>
+      </w:r>
+      <w:proofErr w:type="spellEnd"/>
+      <w:r>
+        <w:rPr>
+          <w:lang w:val="en-US"/>
+        </w:rPr>
+        <w:t xml:space="preserve"> Klasse </w:t>
+      </w:r>
+      <w:proofErr w:type="spellStart"/>
+      <w:r>
+        <w:rPr>
+          <w:lang w:val="en-US"/>
+        </w:rPr>
+        <w:t>wird</w:t>
+      </w:r>
+      <w:proofErr w:type="spellEnd"/>
+      <w:r>
+        <w:rPr>
+          <w:lang w:val="en-US"/>
+        </w:rPr>
+        <w:t xml:space="preserve"> </w:t>
+      </w:r>
+      <w:proofErr w:type="spellStart"/>
+      <w:r>
+        <w:rPr>
+          <w:lang w:val="en-US"/>
+        </w:rPr>
+        <w:t>zusätzlich</w:t>
+      </w:r>
+      <w:proofErr w:type="spellEnd"/>
+      <w:r>
+        <w:rPr>
+          <w:lang w:val="en-US"/>
+        </w:rPr>
+        <w:t xml:space="preserve"> </w:t>
+      </w:r>
+      <w:proofErr w:type="spellStart"/>
+      <w:r>
+        <w:rPr>
+          <w:lang w:val="en-US"/>
+        </w:rPr>
+        <w:t>als</w:t>
+      </w:r>
+      <w:proofErr w:type="spellEnd"/>
+      <w:r>
+        <w:rPr>
+          <w:lang w:val="en-US"/>
+        </w:rPr>
+        <w:t xml:space="preserve"> </w:t>
+      </w:r>
+      <w:proofErr w:type="spellStart"/>
+      <w:r>
+        <w:rPr>
+          <w:lang w:val="en-US"/>
+        </w:rPr>
+        <w:t>gestrichelte</w:t>
+      </w:r>
+      <w:proofErr w:type="spellEnd"/>
+      <w:r>
+        <w:rPr>
+          <w:lang w:val="en-US"/>
+        </w:rPr>
+        <w:t xml:space="preserve"> </w:t>
+      </w:r>
+      <w:proofErr w:type="spellStart"/>
+      <w:r>
+        <w:rPr>
+          <w:lang w:val="en-US"/>
+        </w:rPr>
+        <w:t>vertikale</w:t>
+      </w:r>
+      <w:proofErr w:type="spellEnd"/>
+      <w:r>
+        <w:rPr>
+          <w:lang w:val="en-US"/>
+        </w:rPr>
+        <w:t xml:space="preserve"> Linie </w:t>
+      </w:r>
+      <w:proofErr w:type="spellStart"/>
+      <w:r>
+        <w:rPr>
+          <w:lang w:val="en-US"/>
+        </w:rPr>
+        <w:t>eingezeichnet</w:t>
+      </w:r>
+      <w:proofErr w:type="spellEnd"/>
+      <w:r>
+        <w:rPr>
+          <w:lang w:val="en-US"/>
+        </w:rPr>
+        <w:t xml:space="preserve">. Um </w:t>
+      </w:r>
+      <w:proofErr w:type="spellStart"/>
+      <w:r>
+        <w:rPr>
+          <w:lang w:val="en-US"/>
+        </w:rPr>
+        <w:t>zu</w:t>
+      </w:r>
+      <w:proofErr w:type="spellEnd"/>
+      <w:r>
+        <w:rPr>
+          <w:lang w:val="en-US"/>
+        </w:rPr>
+        <w:t xml:space="preserve"> </w:t>
+      </w:r>
+      <w:proofErr w:type="spellStart"/>
+      <w:r>
+        <w:rPr>
+          <w:lang w:val="en-US"/>
+        </w:rPr>
+        <w:t>untersuchen</w:t>
+      </w:r>
+      <w:proofErr w:type="spellEnd"/>
+      <w:r>
+        <w:rPr>
+          <w:lang w:val="en-US"/>
+        </w:rPr>
+        <w:t xml:space="preserve">, </w:t>
+      </w:r>
+      <w:proofErr w:type="spellStart"/>
+      <w:r>
+        <w:rPr>
+          <w:lang w:val="en-US"/>
+        </w:rPr>
+        <w:t>welche</w:t>
+      </w:r>
+      <w:proofErr w:type="spellEnd"/>
+      <w:r>
+        <w:rPr>
+          <w:lang w:val="en-US"/>
+        </w:rPr>
+        <w:t xml:space="preserve"> </w:t>
+      </w:r>
+      <w:proofErr w:type="spellStart"/>
+      <w:r>
+        <w:rPr>
+          <w:lang w:val="en-US"/>
+        </w:rPr>
+        <w:t>visuelle</w:t>
+      </w:r>
+      <w:proofErr w:type="spellEnd"/>
+      <w:r>
+        <w:rPr>
+          <w:lang w:val="en-US"/>
+        </w:rPr>
+        <w:t xml:space="preserve"> </w:t>
+      </w:r>
+      <w:proofErr w:type="spellStart"/>
+      <w:r>
+        <w:rPr>
+          <w:lang w:val="en-US"/>
+        </w:rPr>
+        <w:t>Hervorhebung</w:t>
+      </w:r>
+      <w:proofErr w:type="spellEnd"/>
+      <w:r>
+        <w:rPr>
+          <w:lang w:val="en-US"/>
+        </w:rPr>
+        <w:t xml:space="preserve"> am </w:t>
+      </w:r>
+      <w:proofErr w:type="spellStart"/>
+      <w:r>
+        <w:rPr>
+          <w:lang w:val="en-US"/>
+        </w:rPr>
+        <w:t>besten</w:t>
+      </w:r>
+      <w:proofErr w:type="spellEnd"/>
+      <w:r>
+        <w:rPr>
+          <w:lang w:val="en-US"/>
+        </w:rPr>
+        <w:t xml:space="preserve"> </w:t>
+      </w:r>
+      <w:proofErr w:type="spellStart"/>
+      <w:r>
+        <w:rPr>
+          <w:lang w:val="en-US"/>
+        </w:rPr>
+        <w:t>funktioniert</w:t>
+      </w:r>
+      <w:proofErr w:type="spellEnd"/>
+      <w:r>
+        <w:rPr>
+          <w:lang w:val="en-US"/>
+        </w:rPr>
+        <w:t xml:space="preserve">, </w:t>
+      </w:r>
+      <w:proofErr w:type="spellStart"/>
+      <w:r>
+        <w:rPr>
+          <w:lang w:val="en-US"/>
+        </w:rPr>
+        <w:t>zeigt</w:t>
+      </w:r>
+      <w:proofErr w:type="spellEnd"/>
+      <w:r>
+        <w:rPr>
+          <w:lang w:val="en-US"/>
+        </w:rPr>
+        <w:t xml:space="preserve"> das </w:t>
+      </w:r>
+      <w:proofErr w:type="spellStart"/>
+      <w:r>
+        <w:rPr>
+          <w:lang w:val="en-US"/>
+        </w:rPr>
+        <w:t>Programm</w:t>
+      </w:r>
+      <w:proofErr w:type="spellEnd"/>
+      <w:r>
+        <w:rPr>
+          <w:lang w:val="en-US"/>
+        </w:rPr>
+        <w:t xml:space="preserve"> </w:t>
+      </w:r>
+      <w:proofErr w:type="spellStart"/>
+      <w:r>
+        <w:rPr>
+          <w:lang w:val="en-US"/>
+        </w:rPr>
+        <w:t>drei</w:t>
+      </w:r>
+      <w:proofErr w:type="spellEnd"/>
+      <w:r>
+        <w:rPr>
+          <w:lang w:val="en-US"/>
+        </w:rPr>
+        <w:t xml:space="preserve"> </w:t>
+      </w:r>
+      <w:proofErr w:type="spellStart"/>
+      <w:r>
+        <w:rPr>
+          <w:lang w:val="en-US"/>
+        </w:rPr>
+        <w:t>Versionen</w:t>
+      </w:r>
+      <w:proofErr w:type="spellEnd"/>
+      <w:r>
+        <w:rPr>
+          <w:lang w:val="en-US"/>
+        </w:rPr>
+        <w:t xml:space="preserve"> </w:t>
+      </w:r>
+      <w:proofErr w:type="spellStart"/>
+      <w:r>
+        <w:rPr>
+          <w:lang w:val="en-US"/>
+        </w:rPr>
+        <w:t>derselben</w:t>
+      </w:r>
+      <w:proofErr w:type="spellEnd"/>
+      <w:r>
+        <w:rPr>
+          <w:lang w:val="en-US"/>
+        </w:rPr>
+        <w:t xml:space="preserve"> </w:t>
+      </w:r>
+      <w:proofErr w:type="spellStart"/>
+      <w:r>
+        <w:rPr>
+          <w:lang w:val="en-US"/>
+        </w:rPr>
+        <w:t>Darstellung</w:t>
+      </w:r>
+      <w:proofErr w:type="spellEnd"/>
+      <w:r>
+        <w:rPr>
+          <w:lang w:val="en-US"/>
+        </w:rPr>
+        <w:t xml:space="preserve"> </w:t>
+      </w:r>
+      <w:proofErr w:type="spellStart"/>
+      <w:r>
+        <w:rPr>
+          <w:lang w:val="en-US"/>
+        </w:rPr>
+        <w:t>untereinander</w:t>
+      </w:r>
+      <w:proofErr w:type="spellEnd"/>
+      <w:r>
+        <w:rPr>
+          <w:lang w:val="en-US"/>
+        </w:rPr>
+        <w:t xml:space="preserve">: </w:t>
+      </w:r>
+      <w:proofErr w:type="spellStart"/>
+      <w:r>
+        <w:rPr>
+          <w:lang w:val="en-US"/>
+        </w:rPr>
+        <w:t>einmal</w:t>
+      </w:r>
+      <w:proofErr w:type="spellEnd"/>
+      <w:r>
+        <w:rPr>
+          <w:lang w:val="en-US"/>
+        </w:rPr>
+        <w:t xml:space="preserve"> </w:t>
+      </w:r>
+      <w:proofErr w:type="spellStart"/>
+      <w:r>
+        <w:rPr>
+          <w:lang w:val="en-US"/>
+        </w:rPr>
+        <w:t>mit</w:t>
+      </w:r>
+      <w:proofErr w:type="spellEnd"/>
+      <w:r>
+        <w:rPr>
+          <w:lang w:val="en-US"/>
+        </w:rPr>
+        <w:t xml:space="preserve"> </w:t>
+      </w:r>
+      <w:proofErr w:type="spellStart"/>
+      <w:r>
+        <w:rPr>
+          <w:lang w:val="en-US"/>
+        </w:rPr>
+        <w:t>Unterscheidung</w:t>
+      </w:r>
+      <w:proofErr w:type="spellEnd"/>
+      <w:r>
+        <w:rPr>
+          <w:lang w:val="en-US"/>
+        </w:rPr>
+        <w:t xml:space="preserve"> </w:t>
+      </w:r>
+      <w:proofErr w:type="spellStart"/>
+      <w:r>
+        <w:rPr>
+          <w:lang w:val="en-US"/>
+        </w:rPr>
+        <w:t>über</w:t>
+      </w:r>
+      <w:proofErr w:type="spellEnd"/>
+      <w:r>
+        <w:rPr>
+          <w:lang w:val="en-US"/>
+        </w:rPr>
+        <w:t xml:space="preserve"> </w:t>
+      </w:r>
+      <w:proofErr w:type="spellStart"/>
+      <w:r>
+        <w:rPr>
+          <w:lang w:val="en-US"/>
+        </w:rPr>
+        <w:t>Farbe</w:t>
+      </w:r>
+      <w:proofErr w:type="spellEnd"/>
+      <w:r>
+        <w:rPr>
+          <w:lang w:val="en-US"/>
+        </w:rPr>
+        <w:t xml:space="preserve">, </w:t>
+      </w:r>
+      <w:proofErr w:type="spellStart"/>
+      <w:r>
+        <w:rPr>
+          <w:lang w:val="en-US"/>
+        </w:rPr>
+        <w:t>einmal</w:t>
+      </w:r>
+      <w:proofErr w:type="spellEnd"/>
+      <w:r>
+        <w:rPr>
+          <w:lang w:val="en-US"/>
+        </w:rPr>
+        <w:t xml:space="preserve"> </w:t>
+      </w:r>
+      <w:proofErr w:type="spellStart"/>
+      <w:r>
+        <w:rPr>
+          <w:lang w:val="en-US"/>
+        </w:rPr>
+        <w:t>über</w:t>
+      </w:r>
+      <w:proofErr w:type="spellEnd"/>
+      <w:r>
+        <w:rPr>
+          <w:lang w:val="en-US"/>
+        </w:rPr>
+        <w:t xml:space="preserve"> </w:t>
+      </w:r>
+      <w:proofErr w:type="spellStart"/>
+      <w:r>
+        <w:rPr>
+          <w:lang w:val="en-US"/>
+        </w:rPr>
+        <w:t>Größe</w:t>
+      </w:r>
+      <w:proofErr w:type="spellEnd"/>
+      <w:r>
+        <w:rPr>
+          <w:lang w:val="en-US"/>
+        </w:rPr>
+        <w:t xml:space="preserve"> und </w:t>
+      </w:r>
+      <w:proofErr w:type="spellStart"/>
+      <w:r>
+        <w:rPr>
+          <w:lang w:val="en-US"/>
+        </w:rPr>
+        <w:t>einmal</w:t>
+      </w:r>
+      <w:proofErr w:type="spellEnd"/>
+      <w:r>
+        <w:rPr>
+          <w:lang w:val="en-US"/>
+        </w:rPr>
+        <w:t xml:space="preserve"> </w:t>
+      </w:r>
+      <w:proofErr w:type="spellStart"/>
+      <w:r>
+        <w:rPr>
+          <w:lang w:val="en-US"/>
+        </w:rPr>
+        <w:t>über</w:t>
+      </w:r>
+      <w:proofErr w:type="spellEnd"/>
+      <w:r>
+        <w:rPr>
+          <w:lang w:val="en-US"/>
+        </w:rPr>
+        <w:t xml:space="preserve"> Form. </w:t>
+      </w:r>
+      <w:proofErr w:type="spellStart"/>
+      <w:r>
+        <w:rPr>
+          <w:lang w:val="en-US"/>
+        </w:rPr>
+        <w:t>Dadurch</w:t>
+      </w:r>
+      <w:proofErr w:type="spellEnd"/>
+      <w:r>
+        <w:rPr>
+          <w:lang w:val="en-US"/>
+        </w:rPr>
+        <w:t xml:space="preserve"> </w:t>
+      </w:r>
+      <w:proofErr w:type="spellStart"/>
+      <w:r>
+        <w:rPr>
+          <w:lang w:val="en-US"/>
+        </w:rPr>
+        <w:t>wird</w:t>
+      </w:r>
+      <w:proofErr w:type="spellEnd"/>
+      <w:r>
+        <w:rPr>
+          <w:lang w:val="en-US"/>
+        </w:rPr>
+        <w:t xml:space="preserve"> </w:t>
+      </w:r>
+      <w:proofErr w:type="spellStart"/>
+      <w:r>
+        <w:rPr>
+          <w:lang w:val="en-US"/>
+        </w:rPr>
+        <w:t>sichtbar</w:t>
+      </w:r>
+      <w:proofErr w:type="spellEnd"/>
+      <w:r>
+        <w:rPr>
+          <w:lang w:val="en-US"/>
+        </w:rPr>
+        <w:t xml:space="preserve">, </w:t>
+      </w:r>
+      <w:proofErr w:type="spellStart"/>
+      <w:r>
+        <w:rPr>
+          <w:lang w:val="en-US"/>
+        </w:rPr>
+        <w:t>wie</w:t>
+      </w:r>
+      <w:proofErr w:type="spellEnd"/>
+      <w:r>
+        <w:rPr>
+          <w:lang w:val="en-US"/>
+        </w:rPr>
+        <w:t xml:space="preserve"> </w:t>
+      </w:r>
+      <w:proofErr w:type="spellStart"/>
+      <w:r>
+        <w:rPr>
+          <w:lang w:val="en-US"/>
+        </w:rPr>
+        <w:t>sich</w:t>
+      </w:r>
+      <w:proofErr w:type="spellEnd"/>
+      <w:r>
+        <w:rPr>
+          <w:lang w:val="en-US"/>
+        </w:rPr>
+        <w:t xml:space="preserve"> </w:t>
+      </w:r>
+      <w:proofErr w:type="spellStart"/>
+      <w:r>
+        <w:rPr>
+          <w:lang w:val="en-US"/>
+        </w:rPr>
+        <w:t>dieselben</w:t>
+      </w:r>
+      <w:proofErr w:type="spellEnd"/>
+      <w:r>
+        <w:rPr>
+          <w:lang w:val="en-US"/>
+        </w:rPr>
+        <w:t xml:space="preserve"> </w:t>
+      </w:r>
+      <w:proofErr w:type="spellStart"/>
+      <w:r>
+        <w:rPr>
+          <w:lang w:val="en-US"/>
+        </w:rPr>
+        <w:t>Daten</w:t>
+      </w:r>
+      <w:proofErr w:type="spellEnd"/>
+      <w:r>
+        <w:rPr>
+          <w:lang w:val="en-US"/>
+        </w:rPr>
+        <w:t xml:space="preserve"> </w:t>
+      </w:r>
+      <w:proofErr w:type="spellStart"/>
+      <w:r>
+        <w:rPr>
+          <w:lang w:val="en-US"/>
+        </w:rPr>
+        <w:t>durch</w:t>
+      </w:r>
+      <w:proofErr w:type="spellEnd"/>
+      <w:r>
+        <w:rPr>
+          <w:lang w:val="en-US"/>
+        </w:rPr>
+        <w:t xml:space="preserve"> </w:t>
+      </w:r>
+      <w:proofErr w:type="spellStart"/>
+      <w:r>
+        <w:rPr>
+          <w:lang w:val="en-US"/>
+        </w:rPr>
+        <w:t>unterschiedliche</w:t>
+      </w:r>
+      <w:proofErr w:type="spellEnd"/>
+      <w:r>
+        <w:rPr>
+          <w:lang w:val="en-US"/>
+        </w:rPr>
+        <w:t xml:space="preserve"> </w:t>
+      </w:r>
+      <w:proofErr w:type="spellStart"/>
+      <w:r>
+        <w:rPr>
+          <w:lang w:val="en-US"/>
+        </w:rPr>
+        <w:t>visuelle</w:t>
+      </w:r>
+      <w:proofErr w:type="spellEnd"/>
+      <w:r>
+        <w:rPr>
+          <w:lang w:val="en-US"/>
+        </w:rPr>
+        <w:t xml:space="preserve"> Mittel </w:t>
+      </w:r>
+      <w:proofErr w:type="spellStart"/>
+      <w:r>
+        <w:rPr>
+          <w:lang w:val="en-US"/>
+        </w:rPr>
+        <w:t>verschieden</w:t>
+      </w:r>
+      <w:proofErr w:type="spellEnd"/>
+      <w:r>
+        <w:rPr>
+          <w:lang w:val="en-US"/>
+        </w:rPr>
+        <w:t xml:space="preserve"> gut </w:t>
+      </w:r>
+      <w:proofErr w:type="spellStart"/>
+      <w:r>
+        <w:rPr>
+          <w:lang w:val="en-US"/>
+        </w:rPr>
+        <w:t>wahrnehmen</w:t>
+      </w:r>
+      <w:proofErr w:type="spellEnd"/>
+      <w:r>
+        <w:rPr>
+          <w:lang w:val="en-US"/>
+        </w:rPr>
+        <w:t xml:space="preserve"> und </w:t>
+      </w:r>
+      <w:proofErr w:type="spellStart"/>
+      <w:r>
+        <w:rPr>
+          <w:lang w:val="en-US"/>
+        </w:rPr>
+        <w:t>vergleichen</w:t>
+      </w:r>
+      <w:proofErr w:type="spellEnd"/>
+      <w:r>
+        <w:rPr>
+          <w:lang w:val="en-US"/>
+        </w:rPr>
+        <w:t xml:space="preserve"> </w:t>
+      </w:r>
+      <w:proofErr w:type="spellStart"/>
+      <w:r>
+        <w:rPr>
+          <w:lang w:val="en-US"/>
+        </w:rPr>
+        <w:t>lassen</w:t>
+      </w:r>
+      <w:proofErr w:type="spellEnd"/>
+      <w:r>
+        <w:rPr>
+          <w:lang w:val="en-US"/>
+        </w:rPr>
+        <w:t>.</w:t>
+      </w:r>
+    </w:p>
+    <w:p>
+      <w:pPr>
+        <w:jc w:val="both"/>
+        <w:rPr>
+          <w:lang w:val="en-US"/>
+        </w:rPr>
+      </w:pPr>
+    </w:p>
+    <w:p>
+      <w:pPr>
+        <w:rPr>
+          <w:u w:val="single"/>
+          <w:lang w:val="en-US"/>
+        </w:rPr>
+      </w:pPr>
+      <w:r>
+        <w:rPr>
+          <w:noProof/>
+          <w:u w:val="single"/>
+          <w:lang w:val="en-US"/>
+        </w:rPr>
+        <w:drawing>
+          <wp:anchor distT="0" distB="0" distL="114300" distR="114300" simplePos="0" relativeHeight="251663360" behindDoc="0" locked="0" layoutInCell="1" allowOverlap="1" wp14:anchorId="6F1E014C" wp14:editId="350ED111">
+            <wp:simplePos x="0" y="0"/>
+            <wp:positionH relativeFrom="column">
+              <wp:posOffset>87976</wp:posOffset>
+            </wp:positionH>
+            <wp:positionV relativeFrom="paragraph">
+              <wp:posOffset>403340</wp:posOffset>
+            </wp:positionV>
+            <wp:extent cx="5956935" cy="4608830"/>
+            <wp:effectExtent l="0" t="0" r="0" b="1270"/>
+            <wp:wrapSquare wrapText="bothSides"/>
+            <wp:docPr id="990986486" name="Grafik 1"/>
+            <wp:cNvGraphicFramePr>
+              <a:graphicFrameLocks xmlns:a="http://schemas.openxmlformats.org/drawingml/2006/main" noChangeAspect="1"/>
+            </wp:cNvGraphicFramePr>
+            <a:graphic xmlns:a="http://schemas.openxmlformats.org/drawingml/2006/main">
+              <a:graphicData uri="http://schemas.openxmlformats.org/drawingml/2006/picture">
+                <pic:pic xmlns:pic="http://schemas.openxmlformats.org/drawingml/2006/picture">
+                  <pic:nvPicPr>
+                    <pic:cNvPr id="990986486" name=""/>
+                    <pic:cNvPicPr/>
+                  </pic:nvPicPr>
+                  <pic:blipFill>
+                    <a:blip r:embed="rId6" cstate="print">
+                      <a:extLst>
+                        <a:ext uri="{28A0092B-C50C-407E-A947-70E740481C1C}">
+                          <a14:useLocalDpi xmlns:a14="http://schemas.microsoft.com/office/drawing/2010/main" val="0"/>
+                        </a:ext>
+                      </a:extLst>
+                    </a:blip>
+                    <a:stretch>
+                      <a:fillRect/>
+                    </a:stretch>
+                  </pic:blipFill>
+                  <pic:spPr>
+                    <a:xfrm>
+                      <a:off x="0" y="0"/>
+                      <a:ext cx="5956935" cy="4608830"/>
+                    </a:xfrm>
+                    <a:prstGeom prst="rect">
+                      <a:avLst/>
+                    </a:prstGeom>
+                  </pic:spPr>
+                </pic:pic>
+              </a:graphicData>
+            </a:graphic>
+            <wp14:sizeRelH relativeFrom="page">
+              <wp14:pctWidth>0</wp14:pctWidth>
+            </wp14:sizeRelH>
+            <wp14:sizeRelV relativeFrom="page">
+              <wp14:pctHeight>0</wp14:pctHeight>
+            </wp14:sizeRelV>
+          </wp:anchor>
+        </w:drawing>
+      </w:r>
+      <w:r>
+        <w:rPr>
+          <w:u w:val="single"/>
+          <w:lang w:val="en-US"/>
+        </w:rPr>
+        <w:t>Screenshots:</w:t>
+      </w:r>
+    </w:p>
+    <w:p>
+      <w:pPr>
+        <w:rPr>
+          <w:u w:val="single"/>
+          <w:lang w:val="en-US"/>
+        </w:rPr>
+      </w:pPr>
+    </w:p>
+    <w:p>
+      <w:pPr>
+        <w:rPr>
+          <w:lang w:val="en-US"/>
+        </w:rPr>
+      </w:pPr>
+      <w:r>
+        <w:rPr>
+          <w:lang w:val="en-US"/>
+        </w:rPr>
+        <w:t xml:space="preserve">Weiter auf der </w:t>
+      </w:r>
+      <w:proofErr w:type="spellStart"/>
+      <w:r>
+        <w:rPr>
+          <w:lang w:val="en-US"/>
+        </w:rPr>
+        <w:t>nächsten</w:t>
+      </w:r>
+      <w:proofErr w:type="spellEnd"/>
+      <w:r>
+        <w:rPr>
+          <w:lang w:val="en-US"/>
+        </w:rPr>
+        <w:t xml:space="preserve"> </w:t>
+      </w:r>
+      <w:proofErr w:type="spellStart"/>
+      <w:r>
+        <w:rPr>
+          <w:lang w:val="en-US"/>
+        </w:rPr>
+        <w:t>Seite</w:t>
+      </w:r>
+      <w:proofErr w:type="spellEnd"/>
+    </w:p>
+    <w:p>
+      <w:pPr>
+        <w:rPr>
+          <w:u w:val="single"/>
+        </w:rPr>
+      </w:pPr>
+    </w:p>
+    <w:p>
+      <w:pPr>
+        <w:rPr>
+          <w:u w:val="single"/>
+        </w:rPr>
+      </w:pPr>
+      <w:r>
+        <w:rPr>
+          <w:noProof/>
+          <w:u w:val="single"/>
+          <w:lang w:val="en-US"/>
+        </w:rPr>
+        <w:lastRenderedPageBreak/>
+        <w:drawing>
+          <wp:anchor distT="0" distB="0" distL="114300" distR="114300" simplePos="0" relativeHeight="251665408" behindDoc="0" locked="0" layoutInCell="1" allowOverlap="1" wp14:anchorId="5649C628" wp14:editId="6743D1FC">
+            <wp:simplePos x="0" y="0"/>
+            <wp:positionH relativeFrom="column">
+              <wp:posOffset>0</wp:posOffset>
+            </wp:positionH>
+            <wp:positionV relativeFrom="paragraph">
+              <wp:posOffset>285750</wp:posOffset>
+            </wp:positionV>
+            <wp:extent cx="5760720" cy="3157855"/>
+            <wp:effectExtent l="0" t="0" r="5080" b="4445"/>
+            <wp:wrapSquare wrapText="bothSides"/>
+            <wp:docPr id="474768559" name="Grafik 1"/>
+            <wp:cNvGraphicFramePr>
+              <a:graphicFrameLocks xmlns:a="http://schemas.openxmlformats.org/drawingml/2006/main" noChangeAspect="1"/>
+            </wp:cNvGraphicFramePr>
+            <a:graphic xmlns:a="http://schemas.openxmlformats.org/drawingml/2006/main">
+              <a:graphicData uri="http://schemas.openxmlformats.org/drawingml/2006/picture">
+                <pic:pic xmlns:pic="http://schemas.openxmlformats.org/drawingml/2006/picture">
+                  <pic:nvPicPr>
+                    <pic:cNvPr id="474768559" name=""/>
+                    <pic:cNvPicPr/>
+                  </pic:nvPicPr>
+                  <pic:blipFill>
+                    <a:blip r:embed="rId7" cstate="print">
+                      <a:extLst>
+                        <a:ext uri="{28A0092B-C50C-407E-A947-70E740481C1C}">
+                          <a14:useLocalDpi xmlns:a14="http://schemas.microsoft.com/office/drawing/2010/main" val="0"/>
+                        </a:ext>
+                      </a:extLst>
+                    </a:blip>
+                    <a:stretch>
+                      <a:fillRect/>
+                    </a:stretch>
+                  </pic:blipFill>
+                  <pic:spPr>
+                    <a:xfrm>
+                      <a:off x="0" y="0"/>
+                      <a:ext cx="5760720" cy="3157855"/>
+                    </a:xfrm>
+                    <a:prstGeom prst="rect">
+                      <a:avLst/>
+                    </a:prstGeom>
+                  </pic:spPr>
+                </pic:pic>
+              </a:graphicData>
+            </a:graphic>
+            <wp14:sizeRelH relativeFrom="page">
+              <wp14:pctWidth>0</wp14:pctWidth>
+            </wp14:sizeRelH>
+            <wp14:sizeRelV relativeFrom="page">
+              <wp14:pctHeight>0</wp14:pctHeight>
+            </wp14:sizeRelV>
+          </wp:anchor>
+        </w:drawing>
+      </w:r>
+    </w:p>
+    <w:p>
+      <w:pPr>
+        <w:rPr>
+          <w:u w:val="single"/>
+        </w:rPr>
+      </w:pPr>
+    </w:p>
+    <w:p>
+      <w:pPr>
+        <w:rPr>
+          <w:u w:val="single"/>
+        </w:rPr>
+      </w:pPr>
+      <w:r>
+        <w:rPr>
+          <w:noProof/>
+          <w:u w:val="single"/>
+          <w:lang w:val="en-US"/>
+        </w:rPr>
+        <w:drawing>
+          <wp:anchor distT="0" distB="0" distL="114300" distR="114300" simplePos="0" relativeHeight="251660288" behindDoc="0" locked="0" layoutInCell="1" allowOverlap="1" wp14:anchorId="626450C0" wp14:editId="7401AF52">
+            <wp:simplePos x="0" y="0"/>
+            <wp:positionH relativeFrom="column">
+              <wp:posOffset>-69215</wp:posOffset>
+            </wp:positionH>
+            <wp:positionV relativeFrom="paragraph">
+              <wp:posOffset>233738</wp:posOffset>
+            </wp:positionV>
+            <wp:extent cx="5606415" cy="3072765"/>
+            <wp:effectExtent l="0" t="0" r="0" b="635"/>
+            <wp:wrapSquare wrapText="bothSides"/>
+            <wp:docPr id="447918337" name="Grafik 1"/>
+            <wp:cNvGraphicFramePr>
+              <a:graphicFrameLocks xmlns:a="http://schemas.openxmlformats.org/drawingml/2006/main" noChangeAspect="1"/>
+            </wp:cNvGraphicFramePr>
+            <a:graphic xmlns:a="http://schemas.openxmlformats.org/drawingml/2006/main">
+              <a:graphicData uri="http://schemas.openxmlformats.org/drawingml/2006/picture">
+                <pic:pic xmlns:pic="http://schemas.openxmlformats.org/drawingml/2006/picture">
+                  <pic:nvPicPr>
+                    <pic:cNvPr id="447918337" name=""/>
+                    <pic:cNvPicPr/>
+                  </pic:nvPicPr>
+                  <pic:blipFill>
+                    <a:blip r:embed="rId8" cstate="print">
+                      <a:extLst>
+                        <a:ext uri="{28A0092B-C50C-407E-A947-70E740481C1C}">
+                          <a14:useLocalDpi xmlns:a14="http://schemas.microsoft.com/office/drawing/2010/main" val="0"/>
+                        </a:ext>
+                      </a:extLst>
+                    </a:blip>
+                    <a:stretch>
+                      <a:fillRect/>
+                    </a:stretch>
+                  </pic:blipFill>
+                  <pic:spPr>
+                    <a:xfrm>
+                      <a:off x="0" y="0"/>
+                      <a:ext cx="5606415" cy="3072765"/>
+                    </a:xfrm>
+                    <a:prstGeom prst="rect">
+                      <a:avLst/>
+                    </a:prstGeom>
+                  </pic:spPr>
+                </pic:pic>
+              </a:graphicData>
+            </a:graphic>
+            <wp14:sizeRelH relativeFrom="page">
+              <wp14:pctWidth>0</wp14:pctWidth>
+            </wp14:sizeRelH>
+            <wp14:sizeRelV relativeFrom="page">
+              <wp14:pctHeight>0</wp14:pctHeight>
+            </wp14:sizeRelV>
+          </wp:anchor>
+        </w:drawing>
+      </w:r>
+    </w:p>
+    <w:p>
+      <w:pPr>
+        <w:rPr>
+          <w:u w:val="single"/>
+        </w:rPr>
+      </w:pPr>
+    </w:p>
+    <w:p>
+      <w:pPr>
+        <w:rPr>
+          <w:u w:val="single"/>
+        </w:rPr>
+      </w:pPr>
+      <w:r>
+        <w:rPr>
+          <w:u w:val="single"/>
+          <w:lang w:val="en-US"/>
+        </w:rPr>
+        <w:t>Link:</w:t>
+      </w:r>
+      <w:r>
+        <w:rPr>
+          <w:lang w:val="en-US"/>
+        </w:rPr>
+        <w:t xml:space="preserve"> </w:t>
+      </w:r>
+      <w:hyperlink r:id="rId9" w:history="1">
+        <w:r>
+          <w:rPr>
+            <w:rStyle w:val="Hyperlink"/>
+          </w:rPr>
+          <w:t>https://ellie-app.com/yBzzNbgccDpa1</w:t>
+        </w:r>
+      </w:hyperlink>
+    </w:p>
+    <w:p>
+      <w:pPr>
+        <w:rPr>
+          <w:u w:val="single"/>
+        </w:rPr>
+      </w:pPr>
+    </w:p>
+    <w:p>
+      <w:pPr>
+        <w:rPr>
+          <w:u w:val="single"/>
+        </w:rPr>
+      </w:pPr>
+      <w:r>
+        <w:rPr>
+          <w:u w:val="single"/>
+        </w:rPr>
+        <w:t xml:space="preserve">Aufgabe </w:t>
+      </w:r>
+      <w:r>
+        <w:rPr>
+          <w:u w:val="single"/>
+        </w:rPr>
+        <w:t>4</w:t>
+      </w:r>
+      <w:r>
+        <w:rPr>
+          <w:u w:val="single"/>
+        </w:rPr>
+        <w:t xml:space="preserve">) </w:t>
+      </w:r>
+    </w:p>
+    <w:p>
+      <w:r>
+        <w:rPr>
+          <w:u w:val="single"/>
+        </w:rPr>
+        <w:t>Erklärung:</w:t>
+      </w:r>
+      <w:r>
+        <w:t xml:space="preserve"> </w:t>
+      </w:r>
+      <w:r>
+        <w:t xml:space="preserve">Das Programm verwendet dieselbe Datenaufbereitung und Gruppierung wie in Aufgabe 2.3. Aus dem Datensatz werden alle Autos mit vollständigen Werten für </w:t>
+      </w:r>
+      <w:proofErr w:type="spellStart"/>
+      <w:r>
+        <w:t>cityMPG</w:t>
+      </w:r>
+      <w:proofErr w:type="spellEnd"/>
+      <w:r>
+        <w:t xml:space="preserve">, </w:t>
+      </w:r>
+      <w:proofErr w:type="spellStart"/>
+      <w:r>
+        <w:t>retailPrice</w:t>
+      </w:r>
+      <w:proofErr w:type="spellEnd"/>
+      <w:r>
+        <w:t xml:space="preserve">, </w:t>
+      </w:r>
+      <w:proofErr w:type="spellStart"/>
+      <w:r>
+        <w:t>dealerCost</w:t>
+      </w:r>
+      <w:proofErr w:type="spellEnd"/>
+      <w:r>
+        <w:t xml:space="preserve"> und </w:t>
+      </w:r>
+      <w:proofErr w:type="spellStart"/>
+      <w:r>
+        <w:t>carLen</w:t>
+      </w:r>
+      <w:proofErr w:type="spellEnd"/>
+      <w:r>
+        <w:t xml:space="preserve"> verwendet, eine Fahrzeugklasse wie SUV ausgewählt und für diese der durchschnittliche </w:t>
+      </w:r>
+      <w:proofErr w:type="spellStart"/>
+      <w:r>
+        <w:t>cityMPG</w:t>
+      </w:r>
+      <w:proofErr w:type="spellEnd"/>
+      <w:r>
+        <w:t xml:space="preserve"> berechnet. Daraus entstehen wieder drei Teilmengen: </w:t>
+      </w:r>
+      <w:r>
+        <w:lastRenderedPageBreak/>
+        <w:t xml:space="preserve">Autos außerhalb der gewählten Klasse, Autos innerhalb der Klasse mit </w:t>
+      </w:r>
+      <w:proofErr w:type="spellStart"/>
+      <w:r>
+        <w:t>cityMPG</w:t>
+      </w:r>
+      <w:proofErr w:type="spellEnd"/>
+      <w:r>
+        <w:t xml:space="preserve"> unter dem Durchschnitt und Autos innerhalb der Klasse mit </w:t>
+      </w:r>
+      <w:proofErr w:type="spellStart"/>
+      <w:r>
+        <w:t>cityMPG</w:t>
+      </w:r>
+      <w:proofErr w:type="spellEnd"/>
+      <w:r>
+        <w:t xml:space="preserve"> über oder gleich dem Durchschnitt. Im Unterschied zu Aufgabe 2.3 werden diese drei Gruppen jetzt in einem gemeinsamen Scatterplot mit den Achsen </w:t>
+      </w:r>
+      <w:proofErr w:type="spellStart"/>
+      <w:r>
+        <w:t>dealerCost</w:t>
+      </w:r>
+      <w:proofErr w:type="spellEnd"/>
+      <w:r>
+        <w:t xml:space="preserve"> und </w:t>
+      </w:r>
+      <w:proofErr w:type="spellStart"/>
+      <w:r>
+        <w:t>carLen</w:t>
+      </w:r>
+      <w:proofErr w:type="spellEnd"/>
+      <w:r>
+        <w:t xml:space="preserve"> dargestellt. Da </w:t>
+      </w:r>
+      <w:proofErr w:type="spellStart"/>
+      <w:r>
+        <w:t>cityMPG</w:t>
+      </w:r>
+      <w:proofErr w:type="spellEnd"/>
+      <w:r>
+        <w:t xml:space="preserve"> hier nicht auf einer Achse liegt, kann die Entscheidungsgrenze nicht mehr direkt als Linie eingezeichnet werden. Die dritte Teilmenge, also die Autos der gewählten Klasse oberhalb des Durchschnitts, soll dennoch sofort ins Auge fallen. Das Programm zeigt dafür zwei Versionen derselben Darstellung untereinander, die sich bewusst von Farbe, Größe und Form aus Aufgabe 2.3 unterscheiden: einmal mit Unterscheidung über Sättigung und Helligkeit und einmal über Umrandung und Füllung. Dadurch wird sichtbar, mit welchen weiteren visuellen Mitteln sich eine Teilmenge in einem Scatterplot wirkungsvoll hervorheben lässt, auch </w:t>
+      </w:r>
+      <w:proofErr w:type="gramStart"/>
+      <w:r>
+        <w:t>ohne</w:t>
+      </w:r>
+      <w:proofErr w:type="gramEnd"/>
+      <w:r>
+        <w:t xml:space="preserve"> dass die Entscheidungsgrenze selbst dargestellt wird.</w:t>
+      </w:r>
+    </w:p>
+    <w:p>
+      <w:r>
+        <w:rPr>
+          <w:noProof/>
+          <w:u w:val="single"/>
+        </w:rPr>
+        <w:drawing>
+          <wp:anchor distT="0" distB="0" distL="114300" distR="114300" simplePos="0" relativeHeight="251661312" behindDoc="0" locked="0" layoutInCell="1" allowOverlap="1" wp14:anchorId="426E25A0" wp14:editId="33FABC19">
+            <wp:simplePos x="0" y="0"/>
+            <wp:positionH relativeFrom="column">
+              <wp:posOffset>-59690</wp:posOffset>
+            </wp:positionH>
+            <wp:positionV relativeFrom="paragraph">
+              <wp:posOffset>281305</wp:posOffset>
+            </wp:positionV>
+            <wp:extent cx="4026535" cy="2768600"/>
+            <wp:effectExtent l="0" t="0" r="0" b="0"/>
+            <wp:wrapSquare wrapText="bothSides"/>
+            <wp:docPr id="2070130395" name="Grafik 1"/>
+            <wp:cNvGraphicFramePr>
+              <a:graphicFrameLocks xmlns:a="http://schemas.openxmlformats.org/drawingml/2006/main" noChangeAspect="1"/>
+            </wp:cNvGraphicFramePr>
+            <a:graphic xmlns:a="http://schemas.openxmlformats.org/drawingml/2006/main">
+              <a:graphicData uri="http://schemas.openxmlformats.org/drawingml/2006/picture">
+                <pic:pic xmlns:pic="http://schemas.openxmlformats.org/drawingml/2006/picture">
+                  <pic:nvPicPr>
+                    <pic:cNvPr id="2070130395" name=""/>
+                    <pic:cNvPicPr/>
+                  </pic:nvPicPr>
+                  <pic:blipFill>
+                    <a:blip r:embed="rId10" cstate="print">
+                      <a:extLst>
+                        <a:ext uri="{28A0092B-C50C-407E-A947-70E740481C1C}">
+                          <a14:useLocalDpi xmlns:a14="http://schemas.microsoft.com/office/drawing/2010/main" val="0"/>
+                        </a:ext>
+                      </a:extLst>
+                    </a:blip>
+                    <a:stretch>
+                      <a:fillRect/>
+                    </a:stretch>
+                  </pic:blipFill>
+                  <pic:spPr>
+                    <a:xfrm>
+                      <a:off x="0" y="0"/>
+                      <a:ext cx="4026535" cy="2768600"/>
+                    </a:xfrm>
+                    <a:prstGeom prst="rect">
+                      <a:avLst/>
+                    </a:prstGeom>
+                  </pic:spPr>
+                </pic:pic>
+              </a:graphicData>
+            </a:graphic>
+            <wp14:sizeRelH relativeFrom="page">
+              <wp14:pctWidth>0</wp14:pctWidth>
+            </wp14:sizeRelH>
+            <wp14:sizeRelV relativeFrom="page">
+              <wp14:pctHeight>0</wp14:pctHeight>
+            </wp14:sizeRelV>
+          </wp:anchor>
+        </w:drawing>
+      </w:r>
+      <w:r>
+        <w:rPr>
+          <w:u w:val="single"/>
+        </w:rPr>
+        <w:t>Screenshots:</w:t>
+      </w:r>
+    </w:p>
+    <w:p>
+      <w:pPr>
+        <w:rPr>
+          <w:u w:val="single"/>
+        </w:rPr>
+      </w:pPr>
+    </w:p>
+    <w:p>
+      <w:pPr>
+        <w:rPr>
+          <w:u w:val="single"/>
+        </w:rPr>
+      </w:pPr>
+    </w:p>
+    <w:p>
+      <w:pPr>
+        <w:rPr>
+          <w:u w:val="single"/>
+        </w:rPr>
+      </w:pPr>
+    </w:p>
+    <w:p/>
+    <w:p>
+      <w:pPr>
+        <w:rPr>
+          <w:lang w:val="en-US"/>
+        </w:rPr>
+      </w:pPr>
+      <w:r>
+        <w:rPr>
+          <w:noProof/>
+          <w:u w:val="single"/>
+        </w:rPr>
+        <w:drawing>
+          <wp:anchor distT="0" distB="0" distL="114300" distR="114300" simplePos="0" relativeHeight="251662336" behindDoc="1" locked="0" layoutInCell="1" allowOverlap="1" wp14:anchorId="2B0079BB" wp14:editId="0C6FB18A">
+            <wp:simplePos x="0" y="0"/>
+            <wp:positionH relativeFrom="column">
+              <wp:posOffset>-13970</wp:posOffset>
+            </wp:positionH>
+            <wp:positionV relativeFrom="paragraph">
+              <wp:posOffset>1857606</wp:posOffset>
+            </wp:positionV>
+            <wp:extent cx="4488180" cy="2425065"/>
+            <wp:effectExtent l="0" t="0" r="0" b="635"/>
+            <wp:wrapSquare wrapText="bothSides"/>
+            <wp:docPr id="1831293561" name="Grafik 1"/>
+            <wp:cNvGraphicFramePr>
+              <a:graphicFrameLocks xmlns:a="http://schemas.openxmlformats.org/drawingml/2006/main" noChangeAspect="1"/>
+            </wp:cNvGraphicFramePr>
+            <a:graphic xmlns:a="http://schemas.openxmlformats.org/drawingml/2006/main">
+              <a:graphicData uri="http://schemas.openxmlformats.org/drawingml/2006/picture">
+                <pic:pic xmlns:pic="http://schemas.openxmlformats.org/drawingml/2006/picture">
+                  <pic:nvPicPr>
+                    <pic:cNvPr id="1831293561" name=""/>
+                    <pic:cNvPicPr/>
+                  </pic:nvPicPr>
+                  <pic:blipFill>
+                    <a:blip r:embed="rId11" cstate="print">
+                      <a:extLst>
+                        <a:ext uri="{28A0092B-C50C-407E-A947-70E740481C1C}">
+                          <a14:useLocalDpi xmlns:a14="http://schemas.microsoft.com/office/drawing/2010/main" val="0"/>
+                        </a:ext>
+                      </a:extLst>
+                    </a:blip>
+                    <a:stretch>
+                      <a:fillRect/>
+                    </a:stretch>
+                  </pic:blipFill>
+                  <pic:spPr>
+                    <a:xfrm>
+                      <a:off x="0" y="0"/>
+                      <a:ext cx="4488180" cy="2425065"/>
+                    </a:xfrm>
+                    <a:prstGeom prst="rect">
+                      <a:avLst/>
+                    </a:prstGeom>
+                  </pic:spPr>
+                </pic:pic>
+              </a:graphicData>
+            </a:graphic>
+            <wp14:sizeRelH relativeFrom="page">
+              <wp14:pctWidth>0</wp14:pctWidth>
+            </wp14:sizeRelH>
+            <wp14:sizeRelV relativeFrom="page">
+              <wp14:pctHeight>0</wp14:pctHeight>
+            </wp14:sizeRelV>
+          </wp:anchor>
+        </w:drawing>
+      </w:r>
+    </w:p>
+    <w:p>
+      <w:pPr>
+        <w:rPr>
+          <w:lang w:val="en-US"/>
+        </w:rPr>
+      </w:pPr>
+    </w:p>
+    <w:p>
+      <w:pPr>
+        <w:rPr>
+          <w:lang w:val="en-US"/>
+        </w:rPr>
+      </w:pPr>
+    </w:p>
+    <w:p>
+      <w:pPr>
+        <w:rPr>
+          <w:lang w:val="en-US"/>
+        </w:rPr>
+      </w:pPr>
+    </w:p>
+    <w:p>
+      <w:pPr>
+        <w:rPr>
+          <w:lang w:val="en-US"/>
+        </w:rPr>
+      </w:pPr>
+    </w:p>
+    <w:p>
+      <w:pPr>
+        <w:rPr>
+          <w:lang w:val="en-US"/>
+        </w:rPr>
+      </w:pPr>
+    </w:p>
+    <w:p>
+      <w:pPr>
+        <w:rPr>
+          <w:lang w:val="en-US"/>
+        </w:rPr>
+      </w:pPr>
+    </w:p>
+    <w:p>
+      <w:pPr>
+        <w:rPr>
+          <w:lang w:val="en-US"/>
+        </w:rPr>
+      </w:pPr>
+    </w:p>
+    <w:p>
+      <w:pPr>
+        <w:rPr>
+          <w:lang w:val="en-US"/>
+        </w:rPr>
+      </w:pPr>
+    </w:p>
+    <w:p>
+      <w:pPr>
+        <w:rPr>
+          <w:lang w:val="en-US"/>
+        </w:rPr>
+      </w:pPr>
+    </w:p>
+    <w:p>
+      <w:pPr>
+        <w:rPr>
+          <w:lang w:val="en-US"/>
+        </w:rPr>
+      </w:pPr>
+    </w:p>
+    <w:p>
+      <w:pPr>
+        <w:rPr>
+          <w:lang w:val="en-US"/>
+        </w:rPr>
+      </w:pPr>
+    </w:p>
+    <w:p>
+      <w:pPr>
+        <w:rPr>
+          <w:lang w:val="en-US"/>
+        </w:rPr>
+      </w:pPr>
+    </w:p>
+    <w:p>
+      <w:pPr>
+        <w:rPr>
+          <w:lang w:val="en-US"/>
+        </w:rPr>
+      </w:pPr>
+    </w:p>
+    <w:p>
+      <w:pPr>
+        <w:rPr>
+          <w:lang w:val="en-US"/>
+        </w:rPr>
+      </w:pPr>
+    </w:p>
+    <w:p>
+      <w:pPr>
+        <w:rPr>
+          <w:lang w:val="en-US"/>
+        </w:rPr>
+      </w:pPr>
+    </w:p>
+    <w:p>
+      <w:r>
+        <w:rPr>
+          <w:u w:val="single"/>
+        </w:rPr>
+        <w:t>Link:</w:t>
+      </w:r>
+      <w:r>
+        <w:t xml:space="preserve"> </w:t>
+      </w:r>
+      <w:r>
+        <w:t>https://ellie-app.com/yBB3KcWMcMXa1</w:t>
+      </w:r>
+      <w:r>
+        <w:t xml:space="preserve"> </w:t>
+      </w:r>
+    </w:p>
+    <w:p/>
+    <w:p>
+      <w:r>
+        <w:t>Zusatzaufgabe auf der nächsten Seite</w:t>
+      </w:r>
+    </w:p>
+    <w:p>
+      <w:pPr>
+        <w:rPr>
+          <w:b/>
+          <w:bCs/>
+          <w:u w:val="single"/>
+        </w:rPr>
+      </w:pPr>
+      <w:r>
+        <w:rPr>
+          <w:b/>
+          <w:bCs/>
+          <w:u w:val="single"/>
+        </w:rPr>
+        <w:lastRenderedPageBreak/>
+        <w:t xml:space="preserve">Zusatzaufgabe: </w:t>
+      </w:r>
+    </w:p>
+    <w:p>
+      <w:r>
+        <w:rPr>
+          <w:b/>
+          <w:bCs/>
+        </w:rPr>
+        <w:t>Erklärung</w:t>
+      </w:r>
+      <w:r>
+        <w:t xml:space="preserve">: </w:t>
+      </w:r>
+      <w:r>
+        <w:t xml:space="preserve">Das Programm baut auf der Datenaufbereitung aus Aufgabe 2.3 auf: Es nimmt nur Autos mit vollständigen Werten für </w:t>
+      </w:r>
+      <w:proofErr w:type="spellStart"/>
+      <w:r>
+        <w:t>cityMPG</w:t>
+      </w:r>
+      <w:proofErr w:type="spellEnd"/>
+      <w:r>
+        <w:t xml:space="preserve">, </w:t>
+      </w:r>
+      <w:proofErr w:type="spellStart"/>
+      <w:r>
+        <w:t>retailPrice</w:t>
+      </w:r>
+      <w:proofErr w:type="spellEnd"/>
+      <w:r>
+        <w:t xml:space="preserve">, </w:t>
+      </w:r>
+      <w:proofErr w:type="spellStart"/>
+      <w:r>
+        <w:t>dealerCost</w:t>
+      </w:r>
+      <w:proofErr w:type="spellEnd"/>
+      <w:r>
+        <w:t xml:space="preserve"> und </w:t>
+      </w:r>
+      <w:proofErr w:type="spellStart"/>
+      <w:r>
+        <w:t>carLen</w:t>
+      </w:r>
+      <w:proofErr w:type="spellEnd"/>
+      <w:r>
+        <w:t xml:space="preserve"> und betrachtet wieder eine Fahrzeugklasse, hier SUV. Zusätzlich wird der Stadtverbrauch jedes Autos mit der Formel L/100 km = 235,214583 / </w:t>
+      </w:r>
+      <w:proofErr w:type="spellStart"/>
+      <w:r>
+        <w:t>cityMPG</w:t>
+      </w:r>
+      <w:proofErr w:type="spellEnd"/>
+      <w:r>
+        <w:t xml:space="preserve"> in Liter pro 100 km umgerechnet. Auf dieser umgerechneten Basis </w:t>
+      </w:r>
+      <w:proofErr w:type="gramStart"/>
+      <w:r>
+        <w:t>werden</w:t>
+      </w:r>
+      <w:proofErr w:type="gramEnd"/>
+      <w:r>
+        <w:t xml:space="preserve"> der durchschnittliche Verbrauch der Klasse und die Teilmengen (2) und (3) neu berechnet, denn bei L/100 km bedeutet ein hoher Wert hohen Verbrauch und damit schlechte Effizienz, also genau umgekehrt zu MPG. Anschließend werden zwei Scatterplots nebeneinander gezeigt: links der Original-Plot aus Aufgabe 2.3 mit </w:t>
+      </w:r>
+      <w:proofErr w:type="spellStart"/>
+      <w:r>
+        <w:t>cityMPG</w:t>
+      </w:r>
+      <w:proofErr w:type="spellEnd"/>
+      <w:r>
+        <w:t xml:space="preserve"> gegen </w:t>
+      </w:r>
+      <w:proofErr w:type="spellStart"/>
+      <w:r>
+        <w:t>retailPrice</w:t>
+      </w:r>
+      <w:proofErr w:type="spellEnd"/>
+      <w:r>
+        <w:t xml:space="preserve">, rechts derselbe Plot mit Liter pro 100 km gegen </w:t>
+      </w:r>
+      <w:proofErr w:type="spellStart"/>
+      <w:r>
+        <w:t>retailPrice</w:t>
+      </w:r>
+      <w:proofErr w:type="spellEnd"/>
+      <w:r>
+        <w:t>, jeweils mit gestrichelter Durchschnittslinie der gewählten Klasse. Im Vergleich fällt auf, dass die Punktwolke bei MPG annähernd gleichmäßig gestreckt erscheint, während sie nach der Umrechnung in L/100 km zusammengedrückt und nichtlinear verzerrt wirkt. Genau das ist der Kern des in der Aufgabe als Pflichtlektüre genannten Artikels „Die paradoxe Mathematik des Benzinverbrauchs“ (Zeit, 24. Juli 2015): MPG ist als Maß irreführend, weil eine Verbesserung um wenige MPG bei einem verbrauchsstarken Auto in absoluten Litern deutlich mehr Kraftstoff spart als eine vergleichbare MPG-Verbesserung bei einem ohnehin sparsamen Auto. In der L/100-km-Darstellung wird dieser Unterschied direkt sichtbar, während er in der MPG-Darstellung optisch unterschätzt wird.</w:t>
+      </w:r>
+    </w:p>
+    <w:p/>
+    <w:p>
+      <w:pPr>
+        <w:rPr>
+          <w:lang w:val="en-US"/>
+        </w:rPr>
+      </w:pPr>
+      <w:r>
+        <w:rPr>
+          <w:b/>
+          <w:bCs/>
+          <w:lang w:val="en-US"/>
+        </w:rPr>
+        <w:drawing>
+          <wp:anchor distT="0" distB="0" distL="114300" distR="114300" simplePos="0" relativeHeight="251666432" behindDoc="0" locked="0" layoutInCell="1" allowOverlap="1" wp14:anchorId="1809B034" wp14:editId="2C5C6FED">
+            <wp:simplePos x="0" y="0"/>
+            <wp:positionH relativeFrom="column">
+              <wp:posOffset>-69100</wp:posOffset>
+            </wp:positionH>
+            <wp:positionV relativeFrom="paragraph">
+              <wp:posOffset>247650</wp:posOffset>
+            </wp:positionV>
+            <wp:extent cx="5760720" cy="4048760"/>
+            <wp:effectExtent l="0" t="0" r="5080" b="2540"/>
+            <wp:wrapSquare wrapText="bothSides"/>
+            <wp:docPr id="1853155369" name="Grafik 1"/>
+            <wp:cNvGraphicFramePr>
+              <a:graphicFrameLocks xmlns:a="http://schemas.openxmlformats.org/drawingml/2006/main" noChangeAspect="1"/>
+            </wp:cNvGraphicFramePr>
+            <a:graphic xmlns:a="http://schemas.openxmlformats.org/drawingml/2006/main">
+              <a:graphicData uri="http://schemas.openxmlformats.org/drawingml/2006/picture">
+                <pic:pic xmlns:pic="http://schemas.openxmlformats.org/drawingml/2006/picture">
+                  <pic:nvPicPr>
+                    <pic:cNvPr id="1853155369" name=""/>
+                    <pic:cNvPicPr/>
+                  </pic:nvPicPr>
+                  <pic:blipFill>
+                    <a:blip r:embed="rId12" cstate="print">
+                      <a:extLst>
+                        <a:ext uri="{28A0092B-C50C-407E-A947-70E740481C1C}">
+                          <a14:useLocalDpi xmlns:a14="http://schemas.microsoft.com/office/drawing/2010/main" val="0"/>
+                        </a:ext>
+                      </a:extLst>
+                    </a:blip>
+                    <a:stretch>
+                      <a:fillRect/>
+                    </a:stretch>
+                  </pic:blipFill>
+                  <pic:spPr>
+                    <a:xfrm>
+                      <a:off x="0" y="0"/>
+                      <a:ext cx="5760720" cy="4048760"/>
+                    </a:xfrm>
+                    <a:prstGeom prst="rect">
+                      <a:avLst/>
+                    </a:prstGeom>
+                  </pic:spPr>
+                </pic:pic>
+              </a:graphicData>
+            </a:graphic>
+            <wp14:sizeRelH relativeFrom="page">
+              <wp14:pctWidth>0</wp14:pctWidth>
+            </wp14:sizeRelH>
+            <wp14:sizeRelV relativeFrom="page">
+              <wp14:pctHeight>0</wp14:pctHeight>
+            </wp14:sizeRelV>
+          </wp:anchor>
+        </w:drawing>
+      </w:r>
+      <w:r>
+        <w:rPr>
+          <w:b/>
+          <w:bCs/>
+          <w:lang w:val="en-US"/>
+        </w:rPr>
+        <w:t>Screenshots</w:t>
+      </w:r>
+      <w:r>
+        <w:rPr>
+          <w:lang w:val="en-US"/>
+        </w:rPr>
+        <w:t>:</w:t>
+      </w:r>
+    </w:p>
+    <w:p>
+      <w:pPr>
+        <w:rPr>
+          <w:lang w:val="en-US"/>
+        </w:rPr>
+      </w:pPr>
+    </w:p>
+    <w:p>
+      <w:pPr>
+        <w:rPr>
+          <w:lang w:val="en-US"/>
+        </w:rPr>
+      </w:pPr>
+      <w:proofErr w:type="spellStart"/>
+      <w:r>
+        <w:rPr>
+          <w:lang w:val="en-US"/>
+        </w:rPr>
+        <w:t>Weitere</w:t>
+      </w:r>
+      <w:proofErr w:type="spellEnd"/>
+      <w:r>
+        <w:rPr>
+          <w:lang w:val="en-US"/>
+        </w:rPr>
+        <w:t xml:space="preserve"> Screenshots auf der </w:t>
+      </w:r>
+      <w:proofErr w:type="spellStart"/>
+      <w:r>
+        <w:rPr>
+          <w:lang w:val="en-US"/>
+        </w:rPr>
+        <w:t>nächsten</w:t>
+      </w:r>
+      <w:proofErr w:type="spellEnd"/>
+      <w:r>
+        <w:rPr>
+          <w:lang w:val="en-US"/>
+        </w:rPr>
+        <w:t xml:space="preserve"> </w:t>
+      </w:r>
+      <w:proofErr w:type="spellStart"/>
+      <w:r>
+        <w:rPr>
+          <w:lang w:val="en-US"/>
+        </w:rPr>
+        <w:t>Seite</w:t>
+      </w:r>
+      <w:proofErr w:type="spellEnd"/>
+    </w:p>
+    <w:p>
+      <w:pPr>
+        <w:rPr>
+          <w:lang w:val="en-US"/>
+        </w:rPr>
+      </w:pPr>
+      <w:r>
+        <w:rPr>
+          <w:lang w:val="en-US"/>
+        </w:rPr>
+        <w:lastRenderedPageBreak/>
+        <w:drawing>
+          <wp:anchor distT="0" distB="0" distL="114300" distR="114300" simplePos="0" relativeHeight="251667456" behindDoc="0" locked="0" layoutInCell="1" allowOverlap="1" wp14:anchorId="399C5306" wp14:editId="3D74292D">
+            <wp:simplePos x="0" y="0"/>
+            <wp:positionH relativeFrom="column">
+              <wp:posOffset>86995</wp:posOffset>
+            </wp:positionH>
+            <wp:positionV relativeFrom="paragraph">
+              <wp:posOffset>231</wp:posOffset>
+            </wp:positionV>
+            <wp:extent cx="4652010" cy="3269615"/>
+            <wp:effectExtent l="0" t="0" r="0" b="0"/>
+            <wp:wrapSquare wrapText="bothSides"/>
+            <wp:docPr id="1903202244" name="Grafik 1"/>
+            <wp:cNvGraphicFramePr>
+              <a:graphicFrameLocks xmlns:a="http://schemas.openxmlformats.org/drawingml/2006/main" noChangeAspect="1"/>
+            </wp:cNvGraphicFramePr>
+            <a:graphic xmlns:a="http://schemas.openxmlformats.org/drawingml/2006/main">
+              <a:graphicData uri="http://schemas.openxmlformats.org/drawingml/2006/picture">
+                <pic:pic xmlns:pic="http://schemas.openxmlformats.org/drawingml/2006/picture">
+                  <pic:nvPicPr>
+                    <pic:cNvPr id="1903202244" name=""/>
+                    <pic:cNvPicPr/>
+                  </pic:nvPicPr>
+                  <pic:blipFill>
+                    <a:blip r:embed="rId13" cstate="print">
+                      <a:extLst>
+                        <a:ext uri="{28A0092B-C50C-407E-A947-70E740481C1C}">
+                          <a14:useLocalDpi xmlns:a14="http://schemas.microsoft.com/office/drawing/2010/main" val="0"/>
+                        </a:ext>
+                      </a:extLst>
+                    </a:blip>
+                    <a:stretch>
+                      <a:fillRect/>
+                    </a:stretch>
+                  </pic:blipFill>
+                  <pic:spPr>
+                    <a:xfrm>
+                      <a:off x="0" y="0"/>
+                      <a:ext cx="4652010" cy="3269615"/>
+                    </a:xfrm>
+                    <a:prstGeom prst="rect">
+                      <a:avLst/>
+                    </a:prstGeom>
+                  </pic:spPr>
+                </pic:pic>
+              </a:graphicData>
+            </a:graphic>
+            <wp14:sizeRelH relativeFrom="page">
+              <wp14:pctWidth>0</wp14:pctWidth>
+            </wp14:sizeRelH>
+            <wp14:sizeRelV relativeFrom="page">
+              <wp14:pctHeight>0</wp14:pctHeight>
+            </wp14:sizeRelV>
+          </wp:anchor>
+        </w:drawing>
+      </w:r>
+    </w:p>
+    <w:p>
+      <w:pPr>
+        <w:rPr>
+          <w:lang w:val="en-US"/>
+        </w:rPr>
+      </w:pPr>
+    </w:p>
+    <w:p>
+      <w:pPr>
+        <w:rPr>
+          <w:lang w:val="en-US"/>
+        </w:rPr>
+      </w:pPr>
+    </w:p>
+    <w:p>
+      <w:pPr>
+        <w:rPr>
+          <w:lang w:val="en-US"/>
+        </w:rPr>
+      </w:pPr>
+    </w:p>
+    <w:p>
+      <w:pPr>
+        <w:rPr>
+          <w:lang w:val="en-US"/>
+        </w:rPr>
+      </w:pPr>
+    </w:p>
+    <w:p>
+      <w:pPr>
+        <w:rPr>
+          <w:lang w:val="en-US"/>
+        </w:rPr>
+      </w:pPr>
+    </w:p>
+    <w:p>
+      <w:pPr>
+        <w:rPr>
+          <w:lang w:val="en-US"/>
+        </w:rPr>
+      </w:pPr>
+    </w:p>
+    <w:p>
+      <w:pPr>
+        <w:rPr>
+          <w:lang w:val="en-US"/>
+        </w:rPr>
+      </w:pPr>
+    </w:p>
+    <w:p>
+      <w:pPr>
+        <w:rPr>
+          <w:lang w:val="en-US"/>
+        </w:rPr>
+      </w:pPr>
+    </w:p>
+    <w:p>
+      <w:pPr>
+        <w:rPr>
+          <w:lang w:val="en-US"/>
+        </w:rPr>
+      </w:pPr>
+    </w:p>
+    <w:p>
+      <w:pPr>
+        <w:rPr>
+          <w:lang w:val="en-US"/>
+        </w:rPr>
+      </w:pPr>
+    </w:p>
+    <w:p>
+      <w:pPr>
+        <w:rPr>
+          <w:lang w:val="en-US"/>
+        </w:rPr>
+      </w:pPr>
+    </w:p>
+    <w:p>
+      <w:pPr>
+        <w:rPr>
+          <w:lang w:val="en-US"/>
+        </w:rPr>
+      </w:pPr>
+      <w:r>
+        <w:rPr>
+          <w:b/>
+          <w:bCs/>
+          <w:lang w:val="en-US"/>
+        </w:rPr>
+        <w:t>Link</w:t>
+      </w:r>
+      <w:r>
+        <w:rPr>
+          <w:lang w:val="en-US"/>
+        </w:rPr>
+        <w:t xml:space="preserve">: </w:t>
+      </w:r>
+      <w:r>
+        <w:t>https://ellie-app.com/yBBnyDRxSDVa1</w:t>
+      </w:r>
+      <w:r>
+        <w:t xml:space="preserve"> </w:t>
+      </w:r>
     </w:p>
     <w:sectPr>
       <w:pgSz w:w="11906" w:h="16838"/>
@@ -1458,6 +4132,7 @@
   <w:style w:type="character" w:default="1" w:styleId="Absatz-Standardschriftart">
     <w:name w:val="Default Paragraph Font"/>
     <w:uiPriority w:val="1"/>
+    <w:semiHidden/>
     <w:unhideWhenUsed/>
   </w:style>
   <w:style w:type="table" w:default="1" w:styleId="NormaleTabelle">
@@ -1771,6 +4446,41 @@
       <w:spacing w:val="5"/>
     </w:rPr>
   </w:style>
+  <w:style w:type="character" w:styleId="Hyperlink">
+    <w:name w:val="Hyperlink"/>
+    <w:basedOn w:val="Absatz-Standardschriftart"/>
+    <w:uiPriority w:val="99"/>
+    <w:unhideWhenUsed/>
+    <w:rsid w:val="002C3A14"/>
+    <w:rPr>
+      <w:color w:val="467886" w:themeColor="hyperlink"/>
+      <w:u w:val="single"/>
+    </w:rPr>
+  </w:style>
+  <w:style w:type="character" w:styleId="NichtaufgelsteErwhnung">
+    <w:name w:val="Unresolved Mention"/>
+    <w:basedOn w:val="Absatz-Standardschriftart"/>
+    <w:uiPriority w:val="99"/>
+    <w:semiHidden/>
+    <w:unhideWhenUsed/>
+    <w:rsid w:val="002C3A14"/>
+    <w:rPr>
+      <w:color w:val="605E5C"/>
+      <w:shd w:val="clear" w:color="auto" w:fill="E1DFDD"/>
+    </w:rPr>
+  </w:style>
+  <w:style w:type="character" w:styleId="BesuchterLink">
+    <w:name w:val="FollowedHyperlink"/>
+    <w:basedOn w:val="Absatz-Standardschriftart"/>
+    <w:uiPriority w:val="99"/>
+    <w:semiHidden/>
+    <w:unhideWhenUsed/>
+    <w:rsid w:val="002C3A14"/>
+    <w:rPr>
+      <w:color w:val="96607D" w:themeColor="followedHyperlink"/>
+      <w:u w:val="single"/>
+    </w:rPr>
+  </w:style>
 </w:styles>
 </file>
 

--- a/uebung2/uebung2.docx
+++ b/uebung2/uebung2.docx
@@ -616,13 +616,11 @@
       <w:pPr>
         <w:rPr>
           <w:u w:val="single"/>
-          <w:lang w:val="en-US"/>
-        </w:rPr>
-      </w:pPr>
-      <w:r>
-        <w:rPr>
-          <w:u w:val="single"/>
-          <w:lang w:val="en-US"/>
+        </w:rPr>
+      </w:pPr>
+      <w:r>
+        <w:rPr>
+          <w:u w:val="single"/>
         </w:rPr>
         <w:lastRenderedPageBreak/>
         <w:t xml:space="preserve">Aufgabe 3) </w:t>
@@ -631,1634 +629,106 @@
     <w:p>
       <w:pPr>
         <w:jc w:val="both"/>
-        <w:rPr>
-          <w:lang w:val="en-US"/>
-        </w:rPr>
-      </w:pPr>
-      <w:proofErr w:type="spellStart"/>
-      <w:r>
-        <w:rPr>
-          <w:u w:val="single"/>
-          <w:lang w:val="en-US"/>
-        </w:rPr>
-        <w:t>Erklärung</w:t>
-      </w:r>
-      <w:proofErr w:type="spellEnd"/>
-      <w:r>
-        <w:rPr>
-          <w:u w:val="single"/>
-          <w:lang w:val="en-US"/>
-        </w:rPr>
-        <w:t>:</w:t>
-      </w:r>
-      <w:r>
-        <w:rPr>
-          <w:lang w:val="en-US"/>
-        </w:rPr>
-        <w:t xml:space="preserve"> </w:t>
-      </w:r>
-      <w:r>
-        <w:rPr>
-          <w:lang w:val="en-US"/>
-        </w:rPr>
-        <w:t xml:space="preserve">Das </w:t>
-      </w:r>
-      <w:proofErr w:type="spellStart"/>
-      <w:r>
-        <w:rPr>
-          <w:lang w:val="en-US"/>
-        </w:rPr>
-        <w:t>Programm</w:t>
-      </w:r>
-      <w:proofErr w:type="spellEnd"/>
-      <w:r>
-        <w:rPr>
-          <w:lang w:val="en-US"/>
-        </w:rPr>
-        <w:t xml:space="preserve"> </w:t>
-      </w:r>
-      <w:proofErr w:type="spellStart"/>
-      <w:r>
-        <w:rPr>
-          <w:lang w:val="en-US"/>
-        </w:rPr>
-        <w:t>übernimmt</w:t>
-      </w:r>
-      <w:proofErr w:type="spellEnd"/>
-      <w:r>
-        <w:rPr>
-          <w:lang w:val="en-US"/>
-        </w:rPr>
-        <w:t xml:space="preserve"> </w:t>
-      </w:r>
-      <w:proofErr w:type="spellStart"/>
-      <w:r>
-        <w:rPr>
-          <w:lang w:val="en-US"/>
-        </w:rPr>
-        <w:t>zunächst</w:t>
-      </w:r>
-      <w:proofErr w:type="spellEnd"/>
-      <w:r>
-        <w:rPr>
-          <w:lang w:val="en-US"/>
-        </w:rPr>
-        <w:t xml:space="preserve"> </w:t>
-      </w:r>
-      <w:proofErr w:type="spellStart"/>
-      <w:r>
-        <w:rPr>
-          <w:lang w:val="en-US"/>
-        </w:rPr>
-        <w:t>dieselbe</w:t>
-      </w:r>
-      <w:proofErr w:type="spellEnd"/>
-      <w:r>
-        <w:rPr>
-          <w:lang w:val="en-US"/>
-        </w:rPr>
-        <w:t xml:space="preserve"> </w:t>
-      </w:r>
-      <w:proofErr w:type="spellStart"/>
-      <w:r>
-        <w:rPr>
-          <w:lang w:val="en-US"/>
-        </w:rPr>
-        <w:t>Datenaufbereitung</w:t>
-      </w:r>
-      <w:proofErr w:type="spellEnd"/>
-      <w:r>
-        <w:rPr>
-          <w:lang w:val="en-US"/>
-        </w:rPr>
-        <w:t xml:space="preserve"> </w:t>
-      </w:r>
-      <w:proofErr w:type="spellStart"/>
-      <w:r>
-        <w:rPr>
-          <w:lang w:val="en-US"/>
-        </w:rPr>
-        <w:t>wie</w:t>
-      </w:r>
-      <w:proofErr w:type="spellEnd"/>
-      <w:r>
-        <w:rPr>
-          <w:lang w:val="en-US"/>
-        </w:rPr>
-        <w:t xml:space="preserve"> in Aufgabe 2.2. Es </w:t>
-      </w:r>
-      <w:proofErr w:type="spellStart"/>
-      <w:r>
-        <w:rPr>
-          <w:lang w:val="en-US"/>
-        </w:rPr>
-        <w:t>filtert</w:t>
-      </w:r>
-      <w:proofErr w:type="spellEnd"/>
-      <w:r>
-        <w:rPr>
-          <w:lang w:val="en-US"/>
-        </w:rPr>
-        <w:t xml:space="preserve"> also alle Autos </w:t>
-      </w:r>
-      <w:proofErr w:type="spellStart"/>
-      <w:r>
-        <w:rPr>
-          <w:lang w:val="en-US"/>
-        </w:rPr>
-        <w:t>heraus</w:t>
-      </w:r>
-      <w:proofErr w:type="spellEnd"/>
-      <w:r>
-        <w:rPr>
-          <w:lang w:val="en-US"/>
-        </w:rPr>
+      </w:pPr>
+      <w:r>
+        <w:rPr>
+          <w:u w:val="single"/>
+        </w:rPr>
+        <w:t>Erklärung:</w:t>
+      </w:r>
+      <w:r>
+        <w:t xml:space="preserve"> Das Programm übernimmt zunächst dieselbe Datenaufbereitung wie in Aufgabe 2.2. Es filtert also alle Autos heraus, bei denen für die Attribute </w:t>
+      </w:r>
+      <w:proofErr w:type="spellStart"/>
+      <w:r>
+        <w:t>cityMPG</w:t>
+      </w:r>
+      <w:proofErr w:type="spellEnd"/>
+      <w:r>
         <w:t xml:space="preserve">, </w:t>
       </w:r>
       <w:proofErr w:type="spellStart"/>
       <w:r>
-        <w:rPr>
-          <w:lang w:val="en-US"/>
-        </w:rPr>
-        <w:t>bei</w:t>
-      </w:r>
-      <w:proofErr w:type="spellEnd"/>
-      <w:r>
-        <w:rPr>
-          <w:lang w:val="en-US"/>
-        </w:rPr>
-        <w:t xml:space="preserve"> </w:t>
-      </w:r>
-      <w:proofErr w:type="spellStart"/>
-      <w:r>
-        <w:rPr>
-          <w:lang w:val="en-US"/>
-        </w:rPr>
-        <w:t>denen</w:t>
-      </w:r>
-      <w:proofErr w:type="spellEnd"/>
-      <w:r>
-        <w:rPr>
-          <w:lang w:val="en-US"/>
-        </w:rPr>
-        <w:t xml:space="preserve"> für die Attribute </w:t>
-      </w:r>
-      <w:proofErr w:type="spellStart"/>
-      <w:r>
-        <w:rPr>
-          <w:lang w:val="en-US"/>
-        </w:rPr>
+        <w:t>retailPrice</w:t>
+      </w:r>
+      <w:proofErr w:type="spellEnd"/>
+      <w:r>
+        <w:t xml:space="preserve">, </w:t>
+      </w:r>
+      <w:proofErr w:type="spellStart"/>
+      <w:r>
+        <w:t>dealerCost</w:t>
+      </w:r>
+      <w:proofErr w:type="spellEnd"/>
+      <w:r>
+        <w:t xml:space="preserve"> und </w:t>
+      </w:r>
+      <w:proofErr w:type="spellStart"/>
+      <w:r>
+        <w:t>carLen</w:t>
+      </w:r>
+      <w:proofErr w:type="spellEnd"/>
+      <w:r>
+        <w:t xml:space="preserve"> vollständige Werte vorliegen. Danach wird eine bestimmte Fahrzeugklasse, hier zum Beispiel SUV, ausgewählt und für diese Klasse der durchschnittliche Stadtverbrauch </w:t>
+      </w:r>
+      <w:proofErr w:type="spellStart"/>
+      <w:r>
         <w:t>cityMPG</w:t>
       </w:r>
       <w:proofErr w:type="spellEnd"/>
       <w:r>
-        <w:rPr>
-          <w:lang w:val="en-US"/>
-        </w:rPr>
-        <w:t xml:space="preserve">, </w:t>
-      </w:r>
-      <w:proofErr w:type="spellStart"/>
-      <w:r>
-        <w:rPr>
-          <w:lang w:val="en-US"/>
-        </w:rPr>
+        <w:t xml:space="preserve"> berechnet. Auf dieser Grundlage werden die Fahrzeuge in drei Teilmengen eingeteilt: Autos außerhalb der gewählten Klasse, Autos innerhalb der gewählten Klasse mit einem </w:t>
+      </w:r>
+      <w:proofErr w:type="spellStart"/>
+      <w:r>
+        <w:t>cityMPG</w:t>
+      </w:r>
+      <w:proofErr w:type="spellEnd"/>
+      <w:r>
+        <w:t xml:space="preserve">-Wert unter dem Durchschnitt und Autos innerhalb der gewählten Klasse mit einem </w:t>
+      </w:r>
+      <w:proofErr w:type="spellStart"/>
+      <w:r>
+        <w:t>cityMPG</w:t>
+      </w:r>
+      <w:proofErr w:type="spellEnd"/>
+      <w:r>
+        <w:t xml:space="preserve">-Wert über oder gleich dem Durchschnitt. Anschließend werden diese drei Gruppen gemeinsam in einem Scatterplot mit den Achsen </w:t>
+      </w:r>
+      <w:proofErr w:type="spellStart"/>
+      <w:r>
+        <w:t>cityMPG</w:t>
+      </w:r>
+      <w:proofErr w:type="spellEnd"/>
+      <w:r>
+        <w:t xml:space="preserve"> und </w:t>
+      </w:r>
+      <w:proofErr w:type="spellStart"/>
+      <w:r>
         <w:t>retailPrice</w:t>
       </w:r>
       <w:proofErr w:type="spellEnd"/>
       <w:r>
-        <w:rPr>
-          <w:lang w:val="en-US"/>
-        </w:rPr>
-        <w:t xml:space="preserve">, </w:t>
-      </w:r>
-      <w:proofErr w:type="spellStart"/>
-      <w:r>
-        <w:rPr>
-          <w:lang w:val="en-US"/>
-        </w:rPr>
-        <w:t>dealerCost</w:t>
-      </w:r>
-      <w:proofErr w:type="spellEnd"/>
-      <w:r>
-        <w:rPr>
-          <w:lang w:val="en-US"/>
-        </w:rPr>
-        <w:t xml:space="preserve"> und </w:t>
-      </w:r>
-      <w:proofErr w:type="spellStart"/>
-      <w:r>
-        <w:rPr>
-          <w:lang w:val="en-US"/>
-        </w:rPr>
-        <w:t>carLen</w:t>
-      </w:r>
-      <w:proofErr w:type="spellEnd"/>
-      <w:r>
-        <w:rPr>
-          <w:lang w:val="en-US"/>
-        </w:rPr>
-        <w:t xml:space="preserve"> </w:t>
-      </w:r>
-      <w:proofErr w:type="spellStart"/>
-      <w:r>
-        <w:rPr>
-          <w:lang w:val="en-US"/>
-        </w:rPr>
-        <w:t>vollständige</w:t>
-      </w:r>
-      <w:proofErr w:type="spellEnd"/>
-      <w:r>
-        <w:rPr>
-          <w:lang w:val="en-US"/>
-        </w:rPr>
-        <w:t xml:space="preserve"> </w:t>
-      </w:r>
-      <w:proofErr w:type="spellStart"/>
-      <w:r>
-        <w:rPr>
-          <w:lang w:val="en-US"/>
-        </w:rPr>
-        <w:t>Werte</w:t>
-      </w:r>
-      <w:proofErr w:type="spellEnd"/>
-      <w:r>
-        <w:rPr>
-          <w:lang w:val="en-US"/>
-        </w:rPr>
-        <w:t xml:space="preserve"> </w:t>
-      </w:r>
-      <w:proofErr w:type="spellStart"/>
-      <w:r>
-        <w:rPr>
-          <w:lang w:val="en-US"/>
-        </w:rPr>
-        <w:t>vorliegen</w:t>
-      </w:r>
-      <w:proofErr w:type="spellEnd"/>
-      <w:r>
-        <w:rPr>
-          <w:lang w:val="en-US"/>
-        </w:rPr>
-        <w:t xml:space="preserve">. Danach </w:t>
-      </w:r>
-      <w:proofErr w:type="spellStart"/>
-      <w:r>
-        <w:rPr>
-          <w:lang w:val="en-US"/>
-        </w:rPr>
-        <w:t>wird</w:t>
-      </w:r>
-      <w:proofErr w:type="spellEnd"/>
-      <w:r>
-        <w:rPr>
-          <w:lang w:val="en-US"/>
-        </w:rPr>
-        <w:t xml:space="preserve"> </w:t>
-      </w:r>
-      <w:proofErr w:type="spellStart"/>
-      <w:r>
-        <w:rPr>
-          <w:lang w:val="en-US"/>
-        </w:rPr>
-        <w:t>eine</w:t>
-      </w:r>
-      <w:proofErr w:type="spellEnd"/>
-      <w:r>
-        <w:rPr>
-          <w:lang w:val="en-US"/>
-        </w:rPr>
-        <w:t xml:space="preserve"> </w:t>
-      </w:r>
-      <w:proofErr w:type="spellStart"/>
-      <w:r>
-        <w:rPr>
-          <w:lang w:val="en-US"/>
-        </w:rPr>
-        <w:t>bestimmte</w:t>
-      </w:r>
-      <w:proofErr w:type="spellEnd"/>
-      <w:r>
-        <w:rPr>
-          <w:lang w:val="en-US"/>
-        </w:rPr>
-        <w:t xml:space="preserve"> </w:t>
-      </w:r>
-      <w:proofErr w:type="spellStart"/>
-      <w:r>
-        <w:rPr>
-          <w:lang w:val="en-US"/>
-        </w:rPr>
-        <w:t>Fahrzeugklasse</w:t>
-      </w:r>
-      <w:proofErr w:type="spellEnd"/>
-      <w:r>
-        <w:rPr>
-          <w:lang w:val="en-US"/>
-        </w:rPr>
-        <w:t xml:space="preserve">, </w:t>
-      </w:r>
-      <w:proofErr w:type="spellStart"/>
-      <w:r>
-        <w:rPr>
-          <w:lang w:val="en-US"/>
-        </w:rPr>
-        <w:t>hier</w:t>
-      </w:r>
-      <w:proofErr w:type="spellEnd"/>
-      <w:r>
-        <w:rPr>
-          <w:lang w:val="en-US"/>
-        </w:rPr>
-        <w:t xml:space="preserve"> </w:t>
-      </w:r>
-      <w:proofErr w:type="spellStart"/>
-      <w:r>
-        <w:rPr>
-          <w:lang w:val="en-US"/>
-        </w:rPr>
-        <w:t>zum</w:t>
-      </w:r>
-      <w:proofErr w:type="spellEnd"/>
-      <w:r>
-        <w:rPr>
-          <w:lang w:val="en-US"/>
-        </w:rPr>
-        <w:t xml:space="preserve"> </w:t>
-      </w:r>
-      <w:proofErr w:type="spellStart"/>
-      <w:r>
-        <w:rPr>
-          <w:lang w:val="en-US"/>
-        </w:rPr>
-        <w:t>Beispiel</w:t>
-      </w:r>
-      <w:proofErr w:type="spellEnd"/>
-      <w:r>
-        <w:rPr>
-          <w:lang w:val="en-US"/>
-        </w:rPr>
-        <w:t xml:space="preserve"> SUV, </w:t>
-      </w:r>
-      <w:proofErr w:type="spellStart"/>
-      <w:r>
-        <w:rPr>
-          <w:lang w:val="en-US"/>
-        </w:rPr>
-        <w:t>ausgewählt</w:t>
-      </w:r>
-      <w:proofErr w:type="spellEnd"/>
-      <w:r>
-        <w:rPr>
-          <w:lang w:val="en-US"/>
-        </w:rPr>
-        <w:t xml:space="preserve"> und für </w:t>
-      </w:r>
-      <w:proofErr w:type="spellStart"/>
-      <w:r>
-        <w:rPr>
-          <w:lang w:val="en-US"/>
-        </w:rPr>
-        <w:t>diese</w:t>
-      </w:r>
-      <w:proofErr w:type="spellEnd"/>
-      <w:r>
-        <w:rPr>
-          <w:lang w:val="en-US"/>
-        </w:rPr>
-        <w:t xml:space="preserve"> Klasse der </w:t>
-      </w:r>
-      <w:proofErr w:type="spellStart"/>
-      <w:r>
-        <w:rPr>
-          <w:lang w:val="en-US"/>
-        </w:rPr>
-        <w:t>durchschnittliche</w:t>
-      </w:r>
-      <w:proofErr w:type="spellEnd"/>
-      <w:r>
-        <w:rPr>
-          <w:lang w:val="en-US"/>
-        </w:rPr>
-        <w:t xml:space="preserve"> </w:t>
-      </w:r>
-      <w:proofErr w:type="spellStart"/>
-      <w:r>
-        <w:rPr>
-          <w:lang w:val="en-US"/>
-        </w:rPr>
-        <w:t>Stadtverbrauch</w:t>
-      </w:r>
-      <w:proofErr w:type="spellEnd"/>
-      <w:r>
-        <w:rPr>
-          <w:lang w:val="en-US"/>
-        </w:rPr>
-        <w:t xml:space="preserve"> </w:t>
-      </w:r>
-      <w:proofErr w:type="spellStart"/>
-      <w:r>
-        <w:rPr>
-          <w:lang w:val="en-US"/>
-        </w:rPr>
+        <w:t xml:space="preserve"> dargestellt. Die durchschnittliche </w:t>
+      </w:r>
+      <w:proofErr w:type="spellStart"/>
+      <w:r>
         <w:t>cityMPG</w:t>
       </w:r>
       <w:proofErr w:type="spellEnd"/>
       <w:r>
-        <w:rPr>
-          <w:lang w:val="en-US"/>
-        </w:rPr>
-        <w:t xml:space="preserve"> </w:t>
-      </w:r>
-      <w:proofErr w:type="spellStart"/>
-      <w:r>
-        <w:rPr>
-          <w:lang w:val="en-US"/>
-        </w:rPr>
-        <w:t>berechnet</w:t>
-      </w:r>
-      <w:proofErr w:type="spellEnd"/>
-      <w:r>
-        <w:rPr>
-          <w:lang w:val="en-US"/>
-        </w:rPr>
-        <w:t xml:space="preserve">. Auf </w:t>
-      </w:r>
-      <w:proofErr w:type="spellStart"/>
-      <w:r>
-        <w:rPr>
-          <w:lang w:val="en-US"/>
-        </w:rPr>
-        <w:t>dieser</w:t>
-      </w:r>
-      <w:proofErr w:type="spellEnd"/>
-      <w:r>
-        <w:rPr>
-          <w:lang w:val="en-US"/>
-        </w:rPr>
-        <w:t xml:space="preserve"> </w:t>
-      </w:r>
-      <w:proofErr w:type="spellStart"/>
-      <w:r>
-        <w:rPr>
-          <w:lang w:val="en-US"/>
-        </w:rPr>
-        <w:t>Grundlage</w:t>
-      </w:r>
-      <w:proofErr w:type="spellEnd"/>
-      <w:r>
-        <w:rPr>
-          <w:lang w:val="en-US"/>
-        </w:rPr>
-        <w:t xml:space="preserve"> </w:t>
-      </w:r>
-      <w:proofErr w:type="spellStart"/>
-      <w:r>
-        <w:rPr>
-          <w:lang w:val="en-US"/>
-        </w:rPr>
-        <w:t>werden</w:t>
-      </w:r>
-      <w:proofErr w:type="spellEnd"/>
-      <w:r>
-        <w:rPr>
-          <w:lang w:val="en-US"/>
-        </w:rPr>
-        <w:t xml:space="preserve"> die </w:t>
-      </w:r>
-      <w:proofErr w:type="spellStart"/>
-      <w:r>
-        <w:rPr>
-          <w:lang w:val="en-US"/>
-        </w:rPr>
-        <w:t>Fahrzeuge</w:t>
-      </w:r>
-      <w:proofErr w:type="spellEnd"/>
-      <w:r>
-        <w:rPr>
-          <w:lang w:val="en-US"/>
-        </w:rPr>
-        <w:t xml:space="preserve"> in </w:t>
-      </w:r>
-      <w:proofErr w:type="spellStart"/>
-      <w:r>
-        <w:rPr>
-          <w:lang w:val="en-US"/>
-        </w:rPr>
-        <w:t>drei</w:t>
-      </w:r>
-      <w:proofErr w:type="spellEnd"/>
-      <w:r>
-        <w:rPr>
-          <w:lang w:val="en-US"/>
-        </w:rPr>
-        <w:t xml:space="preserve"> </w:t>
-      </w:r>
-      <w:proofErr w:type="spellStart"/>
-      <w:r>
-        <w:rPr>
-          <w:lang w:val="en-US"/>
-        </w:rPr>
-        <w:t>Teilmengen</w:t>
-      </w:r>
-      <w:proofErr w:type="spellEnd"/>
-      <w:r>
-        <w:rPr>
-          <w:lang w:val="en-US"/>
-        </w:rPr>
-        <w:t xml:space="preserve"> </w:t>
-      </w:r>
-      <w:proofErr w:type="spellStart"/>
-      <w:r>
-        <w:rPr>
-          <w:lang w:val="en-US"/>
-        </w:rPr>
-        <w:t>eingeteilt</w:t>
-      </w:r>
-      <w:proofErr w:type="spellEnd"/>
-      <w:r>
-        <w:rPr>
-          <w:lang w:val="en-US"/>
-        </w:rPr>
-        <w:t xml:space="preserve">: Autos </w:t>
-      </w:r>
-      <w:proofErr w:type="spellStart"/>
-      <w:r>
-        <w:rPr>
-          <w:lang w:val="en-US"/>
-        </w:rPr>
-        <w:t>außerhalb</w:t>
-      </w:r>
-      <w:proofErr w:type="spellEnd"/>
-      <w:r>
-        <w:rPr>
-          <w:lang w:val="en-US"/>
-        </w:rPr>
-        <w:t xml:space="preserve"> der </w:t>
-      </w:r>
-      <w:proofErr w:type="spellStart"/>
-      <w:r>
-        <w:rPr>
-          <w:lang w:val="en-US"/>
-        </w:rPr>
-        <w:t>gewählten</w:t>
-      </w:r>
-      <w:proofErr w:type="spellEnd"/>
-      <w:r>
-        <w:rPr>
-          <w:lang w:val="en-US"/>
-        </w:rPr>
-        <w:t xml:space="preserve"> Klasse, Autos </w:t>
-      </w:r>
-      <w:proofErr w:type="spellStart"/>
-      <w:r>
-        <w:rPr>
-          <w:lang w:val="en-US"/>
-        </w:rPr>
-        <w:t>innerhalb</w:t>
-      </w:r>
-      <w:proofErr w:type="spellEnd"/>
-      <w:r>
-        <w:rPr>
-          <w:lang w:val="en-US"/>
-        </w:rPr>
-        <w:t xml:space="preserve"> der </w:t>
-      </w:r>
-      <w:proofErr w:type="spellStart"/>
-      <w:r>
-        <w:rPr>
-          <w:lang w:val="en-US"/>
-        </w:rPr>
-        <w:t>gewählten</w:t>
-      </w:r>
-      <w:proofErr w:type="spellEnd"/>
-      <w:r>
-        <w:rPr>
-          <w:lang w:val="en-US"/>
-        </w:rPr>
-        <w:t xml:space="preserve"> Klasse </w:t>
-      </w:r>
-      <w:proofErr w:type="spellStart"/>
-      <w:r>
-        <w:rPr>
-          <w:lang w:val="en-US"/>
-        </w:rPr>
-        <w:t>mit</w:t>
-      </w:r>
-      <w:proofErr w:type="spellEnd"/>
-      <w:r>
-        <w:rPr>
-          <w:lang w:val="en-US"/>
-        </w:rPr>
-        <w:t xml:space="preserve"> </w:t>
-      </w:r>
-      <w:proofErr w:type="spellStart"/>
-      <w:r>
-        <w:rPr>
-          <w:lang w:val="en-US"/>
-        </w:rPr>
-        <w:t>einem</w:t>
-      </w:r>
-      <w:proofErr w:type="spellEnd"/>
-      <w:r>
-        <w:rPr>
-          <w:lang w:val="en-US"/>
-        </w:rPr>
-        <w:t xml:space="preserve"> </w:t>
-      </w:r>
-      <w:proofErr w:type="spellStart"/>
-      <w:r>
-        <w:rPr>
-          <w:lang w:val="en-US"/>
-        </w:rPr>
-        <w:t>cityMPG</w:t>
-      </w:r>
-      <w:proofErr w:type="spellEnd"/>
-      <w:r>
-        <w:rPr>
-          <w:lang w:val="en-US"/>
-        </w:rPr>
-        <w:t xml:space="preserve">-Wert </w:t>
-      </w:r>
-      <w:proofErr w:type="spellStart"/>
-      <w:r>
-        <w:rPr>
-          <w:lang w:val="en-US"/>
-        </w:rPr>
-        <w:t>unter</w:t>
-      </w:r>
-      <w:proofErr w:type="spellEnd"/>
-      <w:r>
-        <w:rPr>
-          <w:lang w:val="en-US"/>
-        </w:rPr>
-        <w:t xml:space="preserve"> dem </w:t>
-      </w:r>
-      <w:proofErr w:type="spellStart"/>
-      <w:r>
-        <w:rPr>
-          <w:lang w:val="en-US"/>
-        </w:rPr>
-        <w:t>Durchschnitt</w:t>
-      </w:r>
-      <w:proofErr w:type="spellEnd"/>
-      <w:r>
-        <w:rPr>
-          <w:lang w:val="en-US"/>
-        </w:rPr>
-        <w:t xml:space="preserve"> und Autos </w:t>
-      </w:r>
-      <w:proofErr w:type="spellStart"/>
-      <w:r>
-        <w:rPr>
-          <w:lang w:val="en-US"/>
-        </w:rPr>
-        <w:t>innerhalb</w:t>
-      </w:r>
-      <w:proofErr w:type="spellEnd"/>
-      <w:r>
-        <w:rPr>
-          <w:lang w:val="en-US"/>
-        </w:rPr>
-        <w:t xml:space="preserve"> der </w:t>
-      </w:r>
-      <w:proofErr w:type="spellStart"/>
-      <w:r>
-        <w:rPr>
-          <w:lang w:val="en-US"/>
-        </w:rPr>
-        <w:t>gewählten</w:t>
-      </w:r>
-      <w:proofErr w:type="spellEnd"/>
-      <w:r>
-        <w:rPr>
-          <w:lang w:val="en-US"/>
-        </w:rPr>
-        <w:t xml:space="preserve"> Klasse </w:t>
-      </w:r>
-      <w:proofErr w:type="spellStart"/>
-      <w:r>
-        <w:rPr>
-          <w:lang w:val="en-US"/>
-        </w:rPr>
-        <w:t>mit</w:t>
-      </w:r>
-      <w:proofErr w:type="spellEnd"/>
-      <w:r>
-        <w:rPr>
-          <w:lang w:val="en-US"/>
-        </w:rPr>
-        <w:t xml:space="preserve"> </w:t>
-      </w:r>
-      <w:proofErr w:type="spellStart"/>
-      <w:r>
-        <w:rPr>
-          <w:lang w:val="en-US"/>
-        </w:rPr>
-        <w:t>einem</w:t>
-      </w:r>
-      <w:proofErr w:type="spellEnd"/>
-      <w:r>
-        <w:rPr>
-          <w:lang w:val="en-US"/>
-        </w:rPr>
-        <w:t xml:space="preserve"> </w:t>
-      </w:r>
-      <w:proofErr w:type="spellStart"/>
-      <w:r>
-        <w:rPr>
-          <w:lang w:val="en-US"/>
-        </w:rPr>
-        <w:t>cityMPG</w:t>
-      </w:r>
-      <w:proofErr w:type="spellEnd"/>
-      <w:r>
-        <w:rPr>
-          <w:lang w:val="en-US"/>
-        </w:rPr>
-        <w:t xml:space="preserve">-Wert </w:t>
-      </w:r>
-      <w:proofErr w:type="spellStart"/>
-      <w:r>
-        <w:rPr>
-          <w:lang w:val="en-US"/>
-        </w:rPr>
-        <w:t>über</w:t>
-      </w:r>
-      <w:proofErr w:type="spellEnd"/>
-      <w:r>
-        <w:rPr>
-          <w:lang w:val="en-US"/>
-        </w:rPr>
-        <w:t xml:space="preserve"> </w:t>
-      </w:r>
-      <w:proofErr w:type="spellStart"/>
-      <w:r>
-        <w:rPr>
-          <w:lang w:val="en-US"/>
-        </w:rPr>
-        <w:t>oder</w:t>
-      </w:r>
-      <w:proofErr w:type="spellEnd"/>
-      <w:r>
-        <w:rPr>
-          <w:lang w:val="en-US"/>
-        </w:rPr>
-        <w:t xml:space="preserve"> </w:t>
-      </w:r>
-      <w:proofErr w:type="spellStart"/>
-      <w:r>
-        <w:rPr>
-          <w:lang w:val="en-US"/>
-        </w:rPr>
-        <w:t>gleich</w:t>
-      </w:r>
-      <w:proofErr w:type="spellEnd"/>
-      <w:r>
-        <w:rPr>
-          <w:lang w:val="en-US"/>
-        </w:rPr>
-        <w:t xml:space="preserve"> dem </w:t>
-      </w:r>
-      <w:proofErr w:type="spellStart"/>
-      <w:r>
-        <w:rPr>
-          <w:lang w:val="en-US"/>
-        </w:rPr>
-        <w:t>Durchschnitt</w:t>
-      </w:r>
-      <w:proofErr w:type="spellEnd"/>
-      <w:r>
-        <w:rPr>
-          <w:lang w:val="en-US"/>
-        </w:rPr>
-        <w:t xml:space="preserve">. </w:t>
-      </w:r>
-      <w:proofErr w:type="spellStart"/>
-      <w:r>
-        <w:rPr>
-          <w:lang w:val="en-US"/>
-        </w:rPr>
-        <w:t>Anschließend</w:t>
-      </w:r>
-      <w:proofErr w:type="spellEnd"/>
-      <w:r>
-        <w:rPr>
-          <w:lang w:val="en-US"/>
-        </w:rPr>
-        <w:t xml:space="preserve"> </w:t>
-      </w:r>
-      <w:proofErr w:type="spellStart"/>
-      <w:r>
-        <w:rPr>
-          <w:lang w:val="en-US"/>
-        </w:rPr>
-        <w:t>werden</w:t>
-      </w:r>
-      <w:proofErr w:type="spellEnd"/>
-      <w:r>
-        <w:rPr>
-          <w:lang w:val="en-US"/>
-        </w:rPr>
-        <w:t xml:space="preserve"> </w:t>
-      </w:r>
-      <w:proofErr w:type="spellStart"/>
-      <w:r>
-        <w:rPr>
-          <w:lang w:val="en-US"/>
-        </w:rPr>
-        <w:t>diese</w:t>
-      </w:r>
-      <w:proofErr w:type="spellEnd"/>
-      <w:r>
-        <w:rPr>
-          <w:lang w:val="en-US"/>
-        </w:rPr>
-        <w:t xml:space="preserve"> </w:t>
-      </w:r>
-      <w:proofErr w:type="spellStart"/>
-      <w:r>
-        <w:rPr>
-          <w:lang w:val="en-US"/>
-        </w:rPr>
-        <w:t>drei</w:t>
-      </w:r>
-      <w:proofErr w:type="spellEnd"/>
-      <w:r>
-        <w:rPr>
-          <w:lang w:val="en-US"/>
-        </w:rPr>
-        <w:t xml:space="preserve"> Gruppen </w:t>
-      </w:r>
-      <w:proofErr w:type="spellStart"/>
-      <w:r>
-        <w:rPr>
-          <w:lang w:val="en-US"/>
-        </w:rPr>
-        <w:t>gemeinsam</w:t>
-      </w:r>
-      <w:proofErr w:type="spellEnd"/>
-      <w:r>
-        <w:rPr>
-          <w:lang w:val="en-US"/>
-        </w:rPr>
-        <w:t xml:space="preserve"> in </w:t>
-      </w:r>
-      <w:proofErr w:type="spellStart"/>
-      <w:r>
-        <w:rPr>
-          <w:lang w:val="en-US"/>
-        </w:rPr>
-        <w:t>einem</w:t>
-      </w:r>
-      <w:proofErr w:type="spellEnd"/>
-      <w:r>
-        <w:rPr>
-          <w:lang w:val="en-US"/>
-        </w:rPr>
-        <w:t xml:space="preserve"> Scatterplot </w:t>
-      </w:r>
-      <w:proofErr w:type="spellStart"/>
-      <w:r>
-        <w:rPr>
-          <w:lang w:val="en-US"/>
-        </w:rPr>
-        <w:t>mit</w:t>
-      </w:r>
-      <w:proofErr w:type="spellEnd"/>
-      <w:r>
-        <w:rPr>
-          <w:lang w:val="en-US"/>
-        </w:rPr>
-        <w:t xml:space="preserve"> den </w:t>
-      </w:r>
-      <w:proofErr w:type="spellStart"/>
-      <w:r>
-        <w:rPr>
-          <w:lang w:val="en-US"/>
-        </w:rPr>
-        <w:t>Achsen</w:t>
-      </w:r>
-      <w:proofErr w:type="spellEnd"/>
-      <w:r>
-        <w:rPr>
-          <w:lang w:val="en-US"/>
-        </w:rPr>
-        <w:t xml:space="preserve"> </w:t>
-      </w:r>
-      <w:proofErr w:type="spellStart"/>
-      <w:r>
-        <w:rPr>
-          <w:lang w:val="en-US"/>
-        </w:rPr>
-        <w:t>cityMPG</w:t>
-      </w:r>
-      <w:proofErr w:type="spellEnd"/>
-      <w:r>
-        <w:rPr>
-          <w:lang w:val="en-US"/>
-        </w:rPr>
-        <w:t xml:space="preserve"> und </w:t>
-      </w:r>
-      <w:proofErr w:type="spellStart"/>
-      <w:r>
-        <w:rPr>
-          <w:lang w:val="en-US"/>
-        </w:rPr>
-        <w:t>retailPrice</w:t>
-      </w:r>
-      <w:proofErr w:type="spellEnd"/>
-      <w:r>
-        <w:rPr>
-          <w:lang w:val="en-US"/>
-        </w:rPr>
-        <w:t xml:space="preserve"> </w:t>
-      </w:r>
-      <w:proofErr w:type="spellStart"/>
-      <w:r>
-        <w:rPr>
-          <w:lang w:val="en-US"/>
-        </w:rPr>
-        <w:t>dargestellt</w:t>
-      </w:r>
-      <w:proofErr w:type="spellEnd"/>
-      <w:r>
-        <w:rPr>
-          <w:lang w:val="en-US"/>
-        </w:rPr>
-        <w:t xml:space="preserve">. Die </w:t>
-      </w:r>
-      <w:proofErr w:type="spellStart"/>
-      <w:r>
-        <w:rPr>
-          <w:lang w:val="en-US"/>
-        </w:rPr>
-        <w:t>durchschnittliche</w:t>
-      </w:r>
-      <w:proofErr w:type="spellEnd"/>
-      <w:r>
-        <w:rPr>
-          <w:lang w:val="en-US"/>
-        </w:rPr>
-        <w:t xml:space="preserve"> </w:t>
-      </w:r>
-      <w:proofErr w:type="spellStart"/>
-      <w:r>
-        <w:rPr>
-          <w:lang w:val="en-US"/>
-        </w:rPr>
-        <w:t>cityMPG-Grenze</w:t>
-      </w:r>
-      <w:proofErr w:type="spellEnd"/>
-      <w:r>
-        <w:rPr>
-          <w:lang w:val="en-US"/>
-        </w:rPr>
-        <w:t xml:space="preserve"> der </w:t>
-      </w:r>
-      <w:proofErr w:type="spellStart"/>
-      <w:r>
-        <w:rPr>
-          <w:lang w:val="en-US"/>
-        </w:rPr>
-        <w:t>gewählten</w:t>
-      </w:r>
-      <w:proofErr w:type="spellEnd"/>
-      <w:r>
-        <w:rPr>
-          <w:lang w:val="en-US"/>
-        </w:rPr>
-        <w:t xml:space="preserve"> Klasse </w:t>
-      </w:r>
-      <w:proofErr w:type="spellStart"/>
-      <w:r>
-        <w:rPr>
-          <w:lang w:val="en-US"/>
-        </w:rPr>
-        <w:t>wird</w:t>
-      </w:r>
-      <w:proofErr w:type="spellEnd"/>
-      <w:r>
-        <w:rPr>
-          <w:lang w:val="en-US"/>
-        </w:rPr>
-        <w:t xml:space="preserve"> </w:t>
-      </w:r>
-      <w:proofErr w:type="spellStart"/>
-      <w:r>
-        <w:rPr>
-          <w:lang w:val="en-US"/>
-        </w:rPr>
-        <w:t>zusätzlich</w:t>
-      </w:r>
-      <w:proofErr w:type="spellEnd"/>
-      <w:r>
-        <w:rPr>
-          <w:lang w:val="en-US"/>
-        </w:rPr>
-        <w:t xml:space="preserve"> </w:t>
-      </w:r>
-      <w:proofErr w:type="spellStart"/>
-      <w:r>
-        <w:rPr>
-          <w:lang w:val="en-US"/>
-        </w:rPr>
-        <w:t>als</w:t>
-      </w:r>
-      <w:proofErr w:type="spellEnd"/>
-      <w:r>
-        <w:rPr>
-          <w:lang w:val="en-US"/>
-        </w:rPr>
-        <w:t xml:space="preserve"> </w:t>
-      </w:r>
-      <w:proofErr w:type="spellStart"/>
-      <w:r>
-        <w:rPr>
-          <w:lang w:val="en-US"/>
-        </w:rPr>
-        <w:t>gestrichelte</w:t>
-      </w:r>
-      <w:proofErr w:type="spellEnd"/>
-      <w:r>
-        <w:rPr>
-          <w:lang w:val="en-US"/>
-        </w:rPr>
-        <w:t xml:space="preserve"> </w:t>
-      </w:r>
-      <w:proofErr w:type="spellStart"/>
-      <w:r>
-        <w:rPr>
-          <w:lang w:val="en-US"/>
-        </w:rPr>
-        <w:t>vertikale</w:t>
-      </w:r>
-      <w:proofErr w:type="spellEnd"/>
-      <w:r>
-        <w:rPr>
-          <w:lang w:val="en-US"/>
-        </w:rPr>
-        <w:t xml:space="preserve"> Linie </w:t>
-      </w:r>
-      <w:proofErr w:type="spellStart"/>
-      <w:r>
-        <w:rPr>
-          <w:lang w:val="en-US"/>
-        </w:rPr>
-        <w:t>eingezeichnet</w:t>
-      </w:r>
-      <w:proofErr w:type="spellEnd"/>
-      <w:r>
-        <w:rPr>
-          <w:lang w:val="en-US"/>
-        </w:rPr>
-        <w:t xml:space="preserve">. Um </w:t>
-      </w:r>
-      <w:proofErr w:type="spellStart"/>
-      <w:r>
-        <w:rPr>
-          <w:lang w:val="en-US"/>
-        </w:rPr>
-        <w:t>zu</w:t>
-      </w:r>
-      <w:proofErr w:type="spellEnd"/>
-      <w:r>
-        <w:rPr>
-          <w:lang w:val="en-US"/>
-        </w:rPr>
-        <w:t xml:space="preserve"> </w:t>
-      </w:r>
-      <w:proofErr w:type="spellStart"/>
-      <w:r>
-        <w:rPr>
-          <w:lang w:val="en-US"/>
-        </w:rPr>
-        <w:t>untersuchen</w:t>
-      </w:r>
-      <w:proofErr w:type="spellEnd"/>
-      <w:r>
-        <w:rPr>
-          <w:lang w:val="en-US"/>
-        </w:rPr>
-        <w:t xml:space="preserve">, </w:t>
-      </w:r>
-      <w:proofErr w:type="spellStart"/>
-      <w:r>
-        <w:rPr>
-          <w:lang w:val="en-US"/>
-        </w:rPr>
-        <w:t>welche</w:t>
-      </w:r>
-      <w:proofErr w:type="spellEnd"/>
-      <w:r>
-        <w:rPr>
-          <w:lang w:val="en-US"/>
-        </w:rPr>
-        <w:t xml:space="preserve"> </w:t>
-      </w:r>
-      <w:proofErr w:type="spellStart"/>
-      <w:r>
-        <w:rPr>
-          <w:lang w:val="en-US"/>
-        </w:rPr>
-        <w:t>visuelle</w:t>
-      </w:r>
-      <w:proofErr w:type="spellEnd"/>
-      <w:r>
-        <w:rPr>
-          <w:lang w:val="en-US"/>
-        </w:rPr>
-        <w:t xml:space="preserve"> </w:t>
-      </w:r>
-      <w:proofErr w:type="spellStart"/>
-      <w:r>
-        <w:rPr>
-          <w:lang w:val="en-US"/>
-        </w:rPr>
-        <w:t>Hervorhebung</w:t>
-      </w:r>
-      <w:proofErr w:type="spellEnd"/>
-      <w:r>
-        <w:rPr>
-          <w:lang w:val="en-US"/>
-        </w:rPr>
-        <w:t xml:space="preserve"> am </w:t>
-      </w:r>
-      <w:proofErr w:type="spellStart"/>
-      <w:r>
-        <w:rPr>
-          <w:lang w:val="en-US"/>
-        </w:rPr>
-        <w:t>besten</w:t>
-      </w:r>
-      <w:proofErr w:type="spellEnd"/>
-      <w:r>
-        <w:rPr>
-          <w:lang w:val="en-US"/>
-        </w:rPr>
-        <w:t xml:space="preserve"> </w:t>
-      </w:r>
-      <w:proofErr w:type="spellStart"/>
-      <w:r>
-        <w:rPr>
-          <w:lang w:val="en-US"/>
-        </w:rPr>
-        <w:t>funktioniert</w:t>
-      </w:r>
-      <w:proofErr w:type="spellEnd"/>
-      <w:r>
-        <w:rPr>
-          <w:lang w:val="en-US"/>
-        </w:rPr>
-        <w:t xml:space="preserve">, </w:t>
-      </w:r>
-      <w:proofErr w:type="spellStart"/>
-      <w:r>
-        <w:rPr>
-          <w:lang w:val="en-US"/>
-        </w:rPr>
-        <w:t>zeigt</w:t>
-      </w:r>
-      <w:proofErr w:type="spellEnd"/>
-      <w:r>
-        <w:rPr>
-          <w:lang w:val="en-US"/>
-        </w:rPr>
-        <w:t xml:space="preserve"> das </w:t>
-      </w:r>
-      <w:proofErr w:type="spellStart"/>
-      <w:r>
-        <w:rPr>
-          <w:lang w:val="en-US"/>
-        </w:rPr>
-        <w:t>Programm</w:t>
-      </w:r>
-      <w:proofErr w:type="spellEnd"/>
-      <w:r>
-        <w:rPr>
-          <w:lang w:val="en-US"/>
-        </w:rPr>
-        <w:t xml:space="preserve"> </w:t>
-      </w:r>
-      <w:proofErr w:type="spellStart"/>
-      <w:r>
-        <w:rPr>
-          <w:lang w:val="en-US"/>
-        </w:rPr>
-        <w:t>drei</w:t>
-      </w:r>
-      <w:proofErr w:type="spellEnd"/>
-      <w:r>
-        <w:rPr>
-          <w:lang w:val="en-US"/>
-        </w:rPr>
-        <w:t xml:space="preserve"> </w:t>
-      </w:r>
-      <w:proofErr w:type="spellStart"/>
-      <w:r>
-        <w:rPr>
-          <w:lang w:val="en-US"/>
-        </w:rPr>
-        <w:t>Versionen</w:t>
-      </w:r>
-      <w:proofErr w:type="spellEnd"/>
-      <w:r>
-        <w:rPr>
-          <w:lang w:val="en-US"/>
-        </w:rPr>
-        <w:t xml:space="preserve"> </w:t>
-      </w:r>
-      <w:proofErr w:type="spellStart"/>
-      <w:r>
-        <w:rPr>
-          <w:lang w:val="en-US"/>
-        </w:rPr>
-        <w:t>derselben</w:t>
-      </w:r>
-      <w:proofErr w:type="spellEnd"/>
-      <w:r>
-        <w:rPr>
-          <w:lang w:val="en-US"/>
-        </w:rPr>
-        <w:t xml:space="preserve"> </w:t>
-      </w:r>
-      <w:proofErr w:type="spellStart"/>
-      <w:r>
-        <w:rPr>
-          <w:lang w:val="en-US"/>
-        </w:rPr>
-        <w:t>Darstellung</w:t>
-      </w:r>
-      <w:proofErr w:type="spellEnd"/>
-      <w:r>
-        <w:rPr>
-          <w:lang w:val="en-US"/>
-        </w:rPr>
-        <w:t xml:space="preserve"> </w:t>
-      </w:r>
-      <w:proofErr w:type="spellStart"/>
-      <w:r>
-        <w:rPr>
-          <w:lang w:val="en-US"/>
-        </w:rPr>
-        <w:t>untereinander</w:t>
-      </w:r>
-      <w:proofErr w:type="spellEnd"/>
-      <w:r>
-        <w:rPr>
-          <w:lang w:val="en-US"/>
-        </w:rPr>
-        <w:t xml:space="preserve">: </w:t>
-      </w:r>
-      <w:proofErr w:type="spellStart"/>
-      <w:r>
-        <w:rPr>
-          <w:lang w:val="en-US"/>
-        </w:rPr>
-        <w:t>einmal</w:t>
-      </w:r>
-      <w:proofErr w:type="spellEnd"/>
-      <w:r>
-        <w:rPr>
-          <w:lang w:val="en-US"/>
-        </w:rPr>
-        <w:t xml:space="preserve"> </w:t>
-      </w:r>
-      <w:proofErr w:type="spellStart"/>
-      <w:r>
-        <w:rPr>
-          <w:lang w:val="en-US"/>
-        </w:rPr>
-        <w:t>mit</w:t>
-      </w:r>
-      <w:proofErr w:type="spellEnd"/>
-      <w:r>
-        <w:rPr>
-          <w:lang w:val="en-US"/>
-        </w:rPr>
-        <w:t xml:space="preserve"> </w:t>
-      </w:r>
-      <w:proofErr w:type="spellStart"/>
-      <w:r>
-        <w:rPr>
-          <w:lang w:val="en-US"/>
-        </w:rPr>
-        <w:t>Unterscheidung</w:t>
-      </w:r>
-      <w:proofErr w:type="spellEnd"/>
-      <w:r>
-        <w:rPr>
-          <w:lang w:val="en-US"/>
-        </w:rPr>
-        <w:t xml:space="preserve"> </w:t>
-      </w:r>
-      <w:proofErr w:type="spellStart"/>
-      <w:r>
-        <w:rPr>
-          <w:lang w:val="en-US"/>
-        </w:rPr>
-        <w:t>über</w:t>
-      </w:r>
-      <w:proofErr w:type="spellEnd"/>
-      <w:r>
-        <w:rPr>
-          <w:lang w:val="en-US"/>
-        </w:rPr>
-        <w:t xml:space="preserve"> </w:t>
-      </w:r>
-      <w:proofErr w:type="spellStart"/>
-      <w:r>
-        <w:rPr>
-          <w:lang w:val="en-US"/>
-        </w:rPr>
-        <w:t>Farbe</w:t>
-      </w:r>
-      <w:proofErr w:type="spellEnd"/>
-      <w:r>
-        <w:rPr>
-          <w:lang w:val="en-US"/>
-        </w:rPr>
-        <w:t xml:space="preserve">, </w:t>
-      </w:r>
-      <w:proofErr w:type="spellStart"/>
-      <w:r>
-        <w:rPr>
-          <w:lang w:val="en-US"/>
-        </w:rPr>
-        <w:t>einmal</w:t>
-      </w:r>
-      <w:proofErr w:type="spellEnd"/>
-      <w:r>
-        <w:rPr>
-          <w:lang w:val="en-US"/>
-        </w:rPr>
-        <w:t xml:space="preserve"> </w:t>
-      </w:r>
-      <w:proofErr w:type="spellStart"/>
-      <w:r>
-        <w:rPr>
-          <w:lang w:val="en-US"/>
-        </w:rPr>
-        <w:t>über</w:t>
-      </w:r>
-      <w:proofErr w:type="spellEnd"/>
-      <w:r>
-        <w:rPr>
-          <w:lang w:val="en-US"/>
-        </w:rPr>
-        <w:t xml:space="preserve"> </w:t>
-      </w:r>
-      <w:proofErr w:type="spellStart"/>
-      <w:r>
-        <w:rPr>
-          <w:lang w:val="en-US"/>
-        </w:rPr>
-        <w:t>Größe</w:t>
-      </w:r>
-      <w:proofErr w:type="spellEnd"/>
-      <w:r>
-        <w:rPr>
-          <w:lang w:val="en-US"/>
-        </w:rPr>
-        <w:t xml:space="preserve"> und </w:t>
-      </w:r>
-      <w:proofErr w:type="spellStart"/>
-      <w:r>
-        <w:rPr>
-          <w:lang w:val="en-US"/>
-        </w:rPr>
-        <w:t>einmal</w:t>
-      </w:r>
-      <w:proofErr w:type="spellEnd"/>
-      <w:r>
-        <w:rPr>
-          <w:lang w:val="en-US"/>
-        </w:rPr>
-        <w:t xml:space="preserve"> </w:t>
-      </w:r>
-      <w:proofErr w:type="spellStart"/>
-      <w:r>
-        <w:rPr>
-          <w:lang w:val="en-US"/>
-        </w:rPr>
-        <w:t>über</w:t>
-      </w:r>
-      <w:proofErr w:type="spellEnd"/>
-      <w:r>
-        <w:rPr>
-          <w:lang w:val="en-US"/>
-        </w:rPr>
-        <w:t xml:space="preserve"> Form. </w:t>
-      </w:r>
-      <w:proofErr w:type="spellStart"/>
-      <w:r>
-        <w:rPr>
-          <w:lang w:val="en-US"/>
-        </w:rPr>
-        <w:t>Dadurch</w:t>
-      </w:r>
-      <w:proofErr w:type="spellEnd"/>
-      <w:r>
-        <w:rPr>
-          <w:lang w:val="en-US"/>
-        </w:rPr>
-        <w:t xml:space="preserve"> </w:t>
-      </w:r>
-      <w:proofErr w:type="spellStart"/>
-      <w:r>
-        <w:rPr>
-          <w:lang w:val="en-US"/>
-        </w:rPr>
-        <w:t>wird</w:t>
-      </w:r>
-      <w:proofErr w:type="spellEnd"/>
-      <w:r>
-        <w:rPr>
-          <w:lang w:val="en-US"/>
-        </w:rPr>
-        <w:t xml:space="preserve"> </w:t>
-      </w:r>
-      <w:proofErr w:type="spellStart"/>
-      <w:r>
-        <w:rPr>
-          <w:lang w:val="en-US"/>
-        </w:rPr>
-        <w:t>sichtbar</w:t>
-      </w:r>
-      <w:proofErr w:type="spellEnd"/>
-      <w:r>
-        <w:rPr>
-          <w:lang w:val="en-US"/>
-        </w:rPr>
-        <w:t xml:space="preserve">, </w:t>
-      </w:r>
-      <w:proofErr w:type="spellStart"/>
-      <w:r>
-        <w:rPr>
-          <w:lang w:val="en-US"/>
-        </w:rPr>
-        <w:t>wie</w:t>
-      </w:r>
-      <w:proofErr w:type="spellEnd"/>
-      <w:r>
-        <w:rPr>
-          <w:lang w:val="en-US"/>
-        </w:rPr>
-        <w:t xml:space="preserve"> </w:t>
-      </w:r>
-      <w:proofErr w:type="spellStart"/>
-      <w:r>
-        <w:rPr>
-          <w:lang w:val="en-US"/>
-        </w:rPr>
-        <w:t>sich</w:t>
-      </w:r>
-      <w:proofErr w:type="spellEnd"/>
-      <w:r>
-        <w:rPr>
-          <w:lang w:val="en-US"/>
-        </w:rPr>
-        <w:t xml:space="preserve"> </w:t>
-      </w:r>
-      <w:proofErr w:type="spellStart"/>
-      <w:r>
-        <w:rPr>
-          <w:lang w:val="en-US"/>
-        </w:rPr>
-        <w:t>dieselben</w:t>
-      </w:r>
-      <w:proofErr w:type="spellEnd"/>
-      <w:r>
-        <w:rPr>
-          <w:lang w:val="en-US"/>
-        </w:rPr>
-        <w:t xml:space="preserve"> </w:t>
-      </w:r>
-      <w:proofErr w:type="spellStart"/>
-      <w:r>
-        <w:rPr>
-          <w:lang w:val="en-US"/>
-        </w:rPr>
-        <w:t>Daten</w:t>
-      </w:r>
-      <w:proofErr w:type="spellEnd"/>
-      <w:r>
-        <w:rPr>
-          <w:lang w:val="en-US"/>
-        </w:rPr>
-        <w:t xml:space="preserve"> </w:t>
-      </w:r>
-      <w:proofErr w:type="spellStart"/>
-      <w:r>
-        <w:rPr>
-          <w:lang w:val="en-US"/>
-        </w:rPr>
-        <w:t>durch</w:t>
-      </w:r>
-      <w:proofErr w:type="spellEnd"/>
-      <w:r>
-        <w:rPr>
-          <w:lang w:val="en-US"/>
-        </w:rPr>
-        <w:t xml:space="preserve"> </w:t>
-      </w:r>
-      <w:proofErr w:type="spellStart"/>
-      <w:r>
-        <w:rPr>
-          <w:lang w:val="en-US"/>
-        </w:rPr>
-        <w:t>unterschiedliche</w:t>
-      </w:r>
-      <w:proofErr w:type="spellEnd"/>
-      <w:r>
-        <w:rPr>
-          <w:lang w:val="en-US"/>
-        </w:rPr>
-        <w:t xml:space="preserve"> </w:t>
-      </w:r>
-      <w:proofErr w:type="spellStart"/>
-      <w:r>
-        <w:rPr>
-          <w:lang w:val="en-US"/>
-        </w:rPr>
-        <w:t>visuelle</w:t>
-      </w:r>
-      <w:proofErr w:type="spellEnd"/>
-      <w:r>
-        <w:rPr>
-          <w:lang w:val="en-US"/>
-        </w:rPr>
-        <w:t xml:space="preserve"> Mittel </w:t>
-      </w:r>
-      <w:proofErr w:type="spellStart"/>
-      <w:r>
-        <w:rPr>
-          <w:lang w:val="en-US"/>
-        </w:rPr>
-        <w:t>verschieden</w:t>
-      </w:r>
-      <w:proofErr w:type="spellEnd"/>
-      <w:r>
-        <w:rPr>
-          <w:lang w:val="en-US"/>
-        </w:rPr>
-        <w:t xml:space="preserve"> gut </w:t>
-      </w:r>
-      <w:proofErr w:type="spellStart"/>
-      <w:r>
-        <w:rPr>
-          <w:lang w:val="en-US"/>
-        </w:rPr>
-        <w:t>wahrnehmen</w:t>
-      </w:r>
-      <w:proofErr w:type="spellEnd"/>
-      <w:r>
-        <w:rPr>
-          <w:lang w:val="en-US"/>
-        </w:rPr>
-        <w:t xml:space="preserve"> und </w:t>
-      </w:r>
-      <w:proofErr w:type="spellStart"/>
-      <w:r>
-        <w:rPr>
-          <w:lang w:val="en-US"/>
-        </w:rPr>
-        <w:t>vergleichen</w:t>
-      </w:r>
-      <w:proofErr w:type="spellEnd"/>
-      <w:r>
-        <w:rPr>
-          <w:lang w:val="en-US"/>
-        </w:rPr>
-        <w:t xml:space="preserve"> </w:t>
-      </w:r>
-      <w:proofErr w:type="spellStart"/>
-      <w:r>
-        <w:rPr>
-          <w:lang w:val="en-US"/>
-        </w:rPr>
-        <w:t>lassen</w:t>
-      </w:r>
-      <w:proofErr w:type="spellEnd"/>
-      <w:r>
-        <w:rPr>
-          <w:lang w:val="en-US"/>
-        </w:rPr>
-        <w:t>.</w:t>
+        <w:t>-Grenze der gewählten Klasse wird zusätzlich als gestrichelte vertikale Linie eingezeichnet. Um zu untersuchen, welche visuelle Hervorhebung am besten funktioniert, zeigt das Programm drei Versionen derselben Darstellung untereinander: einmal mit Unterscheidung über Farbe, einmal über Größe und einmal über Form. Dadurch wird sichtbar, wie sich dieselben Daten durch unterschiedliche visuelle Mittel verschieden gut wahrnehmen und vergleichen lassen.</w:t>
       </w:r>
     </w:p>
     <w:p>
       <w:pPr>
         <w:jc w:val="both"/>
-        <w:rPr>
-          <w:lang w:val="en-US"/>
-        </w:rPr>
-      </w:pPr>
-    </w:p>
-    <w:p>
-      <w:pPr>
-        <w:rPr>
-          <w:u w:val="single"/>
-          <w:lang w:val="en-US"/>
+      </w:pPr>
+    </w:p>
+    <w:p>
+      <w:pPr>
+        <w:rPr>
+          <w:u w:val="single"/>
         </w:rPr>
       </w:pPr>
       <w:r>
@@ -2326,7 +796,6 @@
       <w:r>
         <w:rPr>
           <w:u w:val="single"/>
-          <w:lang w:val="en-US"/>
         </w:rPr>
         <w:t>Screenshots:</w:t>
       </w:r>
@@ -2335,44 +804,13 @@
       <w:pPr>
         <w:rPr>
           <w:u w:val="single"/>
-          <w:lang w:val="en-US"/>
-        </w:rPr>
-      </w:pPr>
-    </w:p>
-    <w:p>
-      <w:pPr>
-        <w:rPr>
-          <w:lang w:val="en-US"/>
-        </w:rPr>
-      </w:pPr>
-      <w:r>
-        <w:rPr>
-          <w:lang w:val="en-US"/>
-        </w:rPr>
-        <w:t xml:space="preserve">Weiter auf der </w:t>
-      </w:r>
-      <w:proofErr w:type="spellStart"/>
-      <w:r>
-        <w:rPr>
-          <w:lang w:val="en-US"/>
-        </w:rPr>
-        <w:t>nächsten</w:t>
-      </w:r>
-      <w:proofErr w:type="spellEnd"/>
-      <w:r>
-        <w:rPr>
-          <w:lang w:val="en-US"/>
-        </w:rPr>
-        <w:t xml:space="preserve"> </w:t>
-      </w:r>
-      <w:proofErr w:type="spellStart"/>
-      <w:r>
-        <w:rPr>
-          <w:lang w:val="en-US"/>
-        </w:rPr>
-        <w:t>Seite</w:t>
-      </w:r>
-      <w:proofErr w:type="spellEnd"/>
+        </w:rPr>
+      </w:pPr>
+    </w:p>
+    <w:p>
+      <w:r>
+        <w:t>Weiter auf der nächsten Seite</w:t>
+      </w:r>
     </w:p>
     <w:p>
       <w:pPr>
@@ -2538,6 +976,7 @@
       <w:pPr>
         <w:rPr>
           <w:u w:val="single"/>
+          <w:lang w:val="en-US"/>
         </w:rPr>
       </w:pPr>
       <w:r>
@@ -2557,6 +996,7 @@
         <w:r>
           <w:rPr>
             <w:rStyle w:val="Hyperlink"/>
+            <w:lang w:val="en-US"/>
           </w:rPr>
           <w:t>https://ellie-app.com/yBzzNbgccDpa1</w:t>
         </w:r>
@@ -2566,6 +1006,7 @@
       <w:pPr>
         <w:rPr>
           <w:u w:val="single"/>
+          <w:lang w:val="en-US"/>
         </w:rPr>
       </w:pPr>
     </w:p>
@@ -2701,6 +1142,11 @@
       </w:r>
     </w:p>
     <w:p>
+      <w:pPr>
+        <w:rPr>
+          <w:lang w:val="en-US"/>
+        </w:rPr>
+      </w:pPr>
       <w:r>
         <w:rPr>
           <w:noProof/>
@@ -2765,6 +1211,7 @@
       <w:r>
         <w:rPr>
           <w:u w:val="single"/>
+          <w:lang w:val="en-US"/>
         </w:rPr>
         <w:t>Screenshots:</w:t>
       </w:r>
@@ -2773,24 +1220,33 @@
       <w:pPr>
         <w:rPr>
           <w:u w:val="single"/>
-        </w:rPr>
-      </w:pPr>
-    </w:p>
-    <w:p>
-      <w:pPr>
-        <w:rPr>
-          <w:u w:val="single"/>
-        </w:rPr>
-      </w:pPr>
-    </w:p>
-    <w:p>
-      <w:pPr>
-        <w:rPr>
-          <w:u w:val="single"/>
-        </w:rPr>
-      </w:pPr>
-    </w:p>
-    <w:p/>
+          <w:lang w:val="en-US"/>
+        </w:rPr>
+      </w:pPr>
+    </w:p>
+    <w:p>
+      <w:pPr>
+        <w:rPr>
+          <w:u w:val="single"/>
+          <w:lang w:val="en-US"/>
+        </w:rPr>
+      </w:pPr>
+    </w:p>
+    <w:p>
+      <w:pPr>
+        <w:rPr>
+          <w:u w:val="single"/>
+          <w:lang w:val="en-US"/>
+        </w:rPr>
+      </w:pPr>
+    </w:p>
+    <w:p>
+      <w:pPr>
+        <w:rPr>
+          <w:lang w:val="en-US"/>
+        </w:rPr>
+      </w:pPr>
+    </w:p>
     <w:p>
       <w:pPr>
         <w:rPr>
@@ -2965,23 +1421,32 @@
       </w:pPr>
     </w:p>
     <w:p>
-      <w:r>
-        <w:rPr>
-          <w:u w:val="single"/>
+      <w:pPr>
+        <w:rPr>
+          <w:lang w:val="en-US"/>
+        </w:rPr>
+      </w:pPr>
+      <w:r>
+        <w:rPr>
+          <w:u w:val="single"/>
+          <w:lang w:val="en-US"/>
         </w:rPr>
         <w:t>Link:</w:t>
       </w:r>
       <w:r>
-        <w:t xml:space="preserve"> </w:t>
-      </w:r>
-      <w:r>
-        <w:t>https://ellie-app.com/yBB3KcWMcMXa1</w:t>
-      </w:r>
-      <w:r>
-        <w:t xml:space="preserve"> </w:t>
-      </w:r>
-    </w:p>
-    <w:p/>
+        <w:rPr>
+          <w:lang w:val="en-US"/>
+        </w:rPr>
+        <w:t xml:space="preserve"> https://ellie-app.com/yBB3KcWMcMXa1 </w:t>
+      </w:r>
+    </w:p>
+    <w:p>
+      <w:pPr>
+        <w:rPr>
+          <w:lang w:val="en-US"/>
+        </w:rPr>
+      </w:pPr>
+    </w:p>
     <w:p>
       <w:r>
         <w:t>Zusatzaufgabe auf der nächsten Seite</w:t>
@@ -3094,15 +1559,11 @@
     </w:p>
     <w:p/>
     <w:p>
-      <w:pPr>
-        <w:rPr>
-          <w:lang w:val="en-US"/>
-        </w:rPr>
-      </w:pPr>
       <w:r>
         <w:rPr>
           <w:b/>
           <w:bCs/>
+          <w:noProof/>
           <w:lang w:val="en-US"/>
         </w:rPr>
         <w:drawing>
@@ -3165,75 +1626,23 @@
         <w:rPr>
           <w:b/>
           <w:bCs/>
-          <w:lang w:val="en-US"/>
         </w:rPr>
         <w:t>Screenshots</w:t>
       </w:r>
       <w:r>
-        <w:rPr>
-          <w:lang w:val="en-US"/>
-        </w:rPr>
         <w:t>:</w:t>
       </w:r>
     </w:p>
-    <w:p>
-      <w:pPr>
-        <w:rPr>
-          <w:lang w:val="en-US"/>
-        </w:rPr>
-      </w:pPr>
-    </w:p>
-    <w:p>
-      <w:pPr>
-        <w:rPr>
-          <w:lang w:val="en-US"/>
-        </w:rPr>
-      </w:pPr>
-      <w:proofErr w:type="spellStart"/>
-      <w:r>
-        <w:rPr>
-          <w:lang w:val="en-US"/>
-        </w:rPr>
-        <w:t>Weitere</w:t>
-      </w:r>
-      <w:proofErr w:type="spellEnd"/>
-      <w:r>
-        <w:rPr>
-          <w:lang w:val="en-US"/>
-        </w:rPr>
-        <w:t xml:space="preserve"> Screenshots auf der </w:t>
-      </w:r>
-      <w:proofErr w:type="spellStart"/>
-      <w:r>
-        <w:rPr>
-          <w:lang w:val="en-US"/>
-        </w:rPr>
-        <w:t>nächsten</w:t>
-      </w:r>
-      <w:proofErr w:type="spellEnd"/>
-      <w:r>
-        <w:rPr>
-          <w:lang w:val="en-US"/>
-        </w:rPr>
-        <w:t xml:space="preserve"> </w:t>
-      </w:r>
-      <w:proofErr w:type="spellStart"/>
-      <w:r>
-        <w:rPr>
-          <w:lang w:val="en-US"/>
-        </w:rPr>
-        <w:t>Seite</w:t>
-      </w:r>
-      <w:proofErr w:type="spellEnd"/>
-    </w:p>
-    <w:p>
-      <w:pPr>
-        <w:rPr>
-          <w:lang w:val="en-US"/>
-        </w:rPr>
-      </w:pPr>
-      <w:r>
-        <w:rPr>
+    <w:p/>
+    <w:p>
+      <w:r>
+        <w:t>Weitere Screenshots auf der nächsten Seite</w:t>
+      </w:r>
+    </w:p>
+    <w:p>
+      <w:r>
+        <w:rPr>
+          <w:noProof/>
           <w:lang w:val="en-US"/>
         </w:rPr>
         <w:lastRenderedPageBreak/>
@@ -3294,83 +1703,17 @@
         </w:drawing>
       </w:r>
     </w:p>
-    <w:p>
-      <w:pPr>
-        <w:rPr>
-          <w:lang w:val="en-US"/>
-        </w:rPr>
-      </w:pPr>
-    </w:p>
-    <w:p>
-      <w:pPr>
-        <w:rPr>
-          <w:lang w:val="en-US"/>
-        </w:rPr>
-      </w:pPr>
-    </w:p>
-    <w:p>
-      <w:pPr>
-        <w:rPr>
-          <w:lang w:val="en-US"/>
-        </w:rPr>
-      </w:pPr>
-    </w:p>
-    <w:p>
-      <w:pPr>
-        <w:rPr>
-          <w:lang w:val="en-US"/>
-        </w:rPr>
-      </w:pPr>
-    </w:p>
-    <w:p>
-      <w:pPr>
-        <w:rPr>
-          <w:lang w:val="en-US"/>
-        </w:rPr>
-      </w:pPr>
-    </w:p>
-    <w:p>
-      <w:pPr>
-        <w:rPr>
-          <w:lang w:val="en-US"/>
-        </w:rPr>
-      </w:pPr>
-    </w:p>
-    <w:p>
-      <w:pPr>
-        <w:rPr>
-          <w:lang w:val="en-US"/>
-        </w:rPr>
-      </w:pPr>
-    </w:p>
-    <w:p>
-      <w:pPr>
-        <w:rPr>
-          <w:lang w:val="en-US"/>
-        </w:rPr>
-      </w:pPr>
-    </w:p>
-    <w:p>
-      <w:pPr>
-        <w:rPr>
-          <w:lang w:val="en-US"/>
-        </w:rPr>
-      </w:pPr>
-    </w:p>
-    <w:p>
-      <w:pPr>
-        <w:rPr>
-          <w:lang w:val="en-US"/>
-        </w:rPr>
-      </w:pPr>
-    </w:p>
-    <w:p>
-      <w:pPr>
-        <w:rPr>
-          <w:lang w:val="en-US"/>
-        </w:rPr>
-      </w:pPr>
-    </w:p>
+    <w:p/>
+    <w:p/>
+    <w:p/>
+    <w:p/>
+    <w:p/>
+    <w:p/>
+    <w:p/>
+    <w:p/>
+    <w:p/>
+    <w:p/>
+    <w:p/>
     <w:p>
       <w:pPr>
         <w:rPr>
@@ -3392,10 +1735,10 @@
         <w:t xml:space="preserve">: </w:t>
       </w:r>
       <w:r>
-        <w:t>https://ellie-app.com/yBBnyDRxSDVa1</w:t>
-      </w:r>
-      <w:r>
-        <w:t xml:space="preserve"> </w:t>
+        <w:rPr>
+          <w:lang w:val="en-US"/>
+        </w:rPr>
+        <w:t xml:space="preserve">https://ellie-app.com/yBBnyDRxSDVa1 </w:t>
       </w:r>
     </w:p>
     <w:sectPr>
